--- a/output/CSM_Report_External_June.docx
+++ b/output/CSM_Report_External_June.docx
@@ -4,33 +4,29 @@
   <w:body>
     <w:p>
       <w:pPr>
-        <w:jc w:val="center"/>
+        <w:pStyle w:val="Heading1"/>
       </w:pPr>
       <w:r>
-        <w:rPr>
-          <w:b/>
-          <w:sz w:val="32"/>
-        </w:rPr>
         <w:t>CLIENT SATISFACTION MEASUREMENT (CSM) REPORT</w:t>
       </w:r>
     </w:p>
     <w:p>
-      <w:pPr>
-        <w:jc w:val="center"/>
-      </w:pPr>
       <w:r>
-        <w:t>University Clinic</w:t>
-        <w:br/>
-        <w:t>June - External Clients</w:t>
+        <w:t>Caraga State University</w:t>
       </w:r>
     </w:p>
-    <w:p/>
     <w:p>
       <w:r>
-        <w:rPr>
-          <w:b/>
-          <w:sz w:val="24"/>
-        </w:rPr>
+        <w:t>Office: OUR Office</w:t>
+      </w:r>
+    </w:p>
+    <w:p>
+      <w:r>
+        <w:t>Reporting Period: June - External Clients</w:t>
+      </w:r>
+    </w:p>
+    <w:p>
+      <w:r>
         <w:t>Total Respondents: 0</w:t>
       </w:r>
     </w:p>
@@ -40,7 +36,7 @@
           <w:b/>
           <w:sz w:val="24"/>
         </w:rPr>
-        <w:t>A. Name of Service</w:t>
+        <w:t>Name of Service</w:t>
       </w:r>
     </w:p>
     <w:tbl>
@@ -50,14 +46,14 @@
         <w:tblLook w:firstColumn="1" w:firstRow="1" w:lastColumn="0" w:lastRow="0" w:noHBand="0" w:noVBand="1" w:val="04A0"/>
       </w:tblPr>
       <w:tblGrid>
-        <w:gridCol w:w="3504"/>
-        <w:gridCol w:w="3504"/>
-        <w:gridCol w:w="3504"/>
+        <w:gridCol w:w="2880"/>
+        <w:gridCol w:w="2880"/>
+        <w:gridCol w:w="2880"/>
       </w:tblGrid>
       <w:tr>
         <w:tc>
           <w:tcPr>
-            <w:tcW w:type="dxa" w:w="3504"/>
+            <w:tcW w:type="dxa" w:w="2880"/>
           </w:tcPr>
           <w:p>
             <w:r>
@@ -67,7 +63,7 @@
         </w:tc>
         <w:tc>
           <w:tcPr>
-            <w:tcW w:type="dxa" w:w="3504"/>
+            <w:tcW w:type="dxa" w:w="2880"/>
           </w:tcPr>
           <w:p>
             <w:r>
@@ -77,7 +73,7 @@
         </w:tc>
         <w:tc>
           <w:tcPr>
-            <w:tcW w:type="dxa" w:w="3504"/>
+            <w:tcW w:type="dxa" w:w="2880"/>
           </w:tcPr>
           <w:p>
             <w:r>
@@ -89,7 +85,7 @@
       <w:tr>
         <w:tc>
           <w:tcPr>
-            <w:tcW w:type="dxa" w:w="3504"/>
+            <w:tcW w:type="dxa" w:w="2880"/>
           </w:tcPr>
           <w:p>
             <w:r>
@@ -99,7 +95,7 @@
         </w:tc>
         <w:tc>
           <w:tcPr>
-            <w:tcW w:type="dxa" w:w="3504"/>
+            <w:tcW w:type="dxa" w:w="2880"/>
           </w:tcPr>
           <w:p>
             <w:r>
@@ -109,7 +105,7 @@
         </w:tc>
         <w:tc>
           <w:tcPr>
-            <w:tcW w:type="dxa" w:w="3504"/>
+            <w:tcW w:type="dxa" w:w="2880"/>
           </w:tcPr>
           <w:p>
             <w:r>
@@ -121,7 +117,7 @@
       <w:tr>
         <w:tc>
           <w:tcPr>
-            <w:tcW w:type="dxa" w:w="3504"/>
+            <w:tcW w:type="dxa" w:w="2880"/>
           </w:tcPr>
           <w:p>
             <w:r>
@@ -131,7 +127,7 @@
         </w:tc>
         <w:tc>
           <w:tcPr>
-            <w:tcW w:type="dxa" w:w="3504"/>
+            <w:tcW w:type="dxa" w:w="2880"/>
           </w:tcPr>
           <w:p>
             <w:r>
@@ -141,7 +137,7 @@
         </w:tc>
         <w:tc>
           <w:tcPr>
-            <w:tcW w:type="dxa" w:w="3504"/>
+            <w:tcW w:type="dxa" w:w="2880"/>
           </w:tcPr>
           <w:p>
             <w:r>
@@ -158,7 +154,7 @@
           <w:b/>
           <w:sz w:val="24"/>
         </w:rPr>
-        <w:t>B. Client Type</w:t>
+        <w:t>Client Type</w:t>
       </w:r>
     </w:p>
     <w:tbl>
@@ -168,14 +164,14 @@
         <w:tblLook w:firstColumn="1" w:firstRow="1" w:lastColumn="0" w:lastRow="0" w:noHBand="0" w:noVBand="1" w:val="04A0"/>
       </w:tblPr>
       <w:tblGrid>
-        <w:gridCol w:w="3504"/>
-        <w:gridCol w:w="3504"/>
-        <w:gridCol w:w="3504"/>
+        <w:gridCol w:w="2880"/>
+        <w:gridCol w:w="2880"/>
+        <w:gridCol w:w="2880"/>
       </w:tblGrid>
       <w:tr>
         <w:tc>
           <w:tcPr>
-            <w:tcW w:type="dxa" w:w="3504"/>
+            <w:tcW w:type="dxa" w:w="2880"/>
           </w:tcPr>
           <w:p>
             <w:r>
@@ -185,7 +181,7 @@
         </w:tc>
         <w:tc>
           <w:tcPr>
-            <w:tcW w:type="dxa" w:w="3504"/>
+            <w:tcW w:type="dxa" w:w="2880"/>
           </w:tcPr>
           <w:p>
             <w:r>
@@ -195,7 +191,7 @@
         </w:tc>
         <w:tc>
           <w:tcPr>
-            <w:tcW w:type="dxa" w:w="3504"/>
+            <w:tcW w:type="dxa" w:w="2880"/>
           </w:tcPr>
           <w:p>
             <w:r>
@@ -207,7 +203,7 @@
       <w:tr>
         <w:tc>
           <w:tcPr>
-            <w:tcW w:type="dxa" w:w="3504"/>
+            <w:tcW w:type="dxa" w:w="2880"/>
           </w:tcPr>
           <w:p>
             <w:r>
@@ -217,7 +213,7 @@
         </w:tc>
         <w:tc>
           <w:tcPr>
-            <w:tcW w:type="dxa" w:w="3504"/>
+            <w:tcW w:type="dxa" w:w="2880"/>
           </w:tcPr>
           <w:p>
             <w:r>
@@ -227,7 +223,7 @@
         </w:tc>
         <w:tc>
           <w:tcPr>
-            <w:tcW w:type="dxa" w:w="3504"/>
+            <w:tcW w:type="dxa" w:w="2880"/>
           </w:tcPr>
           <w:p>
             <w:r>
@@ -239,7 +235,7 @@
       <w:tr>
         <w:tc>
           <w:tcPr>
-            <w:tcW w:type="dxa" w:w="3504"/>
+            <w:tcW w:type="dxa" w:w="2880"/>
           </w:tcPr>
           <w:p>
             <w:r>
@@ -249,7 +245,7 @@
         </w:tc>
         <w:tc>
           <w:tcPr>
-            <w:tcW w:type="dxa" w:w="3504"/>
+            <w:tcW w:type="dxa" w:w="2880"/>
           </w:tcPr>
           <w:p>
             <w:r>
@@ -259,7 +255,7 @@
         </w:tc>
         <w:tc>
           <w:tcPr>
-            <w:tcW w:type="dxa" w:w="3504"/>
+            <w:tcW w:type="dxa" w:w="2880"/>
           </w:tcPr>
           <w:p>
             <w:r>
@@ -276,7 +272,7 @@
           <w:b/>
           <w:sz w:val="24"/>
         </w:rPr>
-        <w:t>C. Sex</w:t>
+        <w:t>Sex</w:t>
       </w:r>
     </w:p>
     <w:tbl>
@@ -286,14 +282,14 @@
         <w:tblLook w:firstColumn="1" w:firstRow="1" w:lastColumn="0" w:lastRow="0" w:noHBand="0" w:noVBand="1" w:val="04A0"/>
       </w:tblPr>
       <w:tblGrid>
-        <w:gridCol w:w="3504"/>
-        <w:gridCol w:w="3504"/>
-        <w:gridCol w:w="3504"/>
+        <w:gridCol w:w="2880"/>
+        <w:gridCol w:w="2880"/>
+        <w:gridCol w:w="2880"/>
       </w:tblGrid>
       <w:tr>
         <w:tc>
           <w:tcPr>
-            <w:tcW w:type="dxa" w:w="3504"/>
+            <w:tcW w:type="dxa" w:w="2880"/>
           </w:tcPr>
           <w:p>
             <w:r>
@@ -303,7 +299,7 @@
         </w:tc>
         <w:tc>
           <w:tcPr>
-            <w:tcW w:type="dxa" w:w="3504"/>
+            <w:tcW w:type="dxa" w:w="2880"/>
           </w:tcPr>
           <w:p>
             <w:r>
@@ -313,7 +309,7 @@
         </w:tc>
         <w:tc>
           <w:tcPr>
-            <w:tcW w:type="dxa" w:w="3504"/>
+            <w:tcW w:type="dxa" w:w="2880"/>
           </w:tcPr>
           <w:p>
             <w:r>
@@ -325,7 +321,7 @@
       <w:tr>
         <w:tc>
           <w:tcPr>
-            <w:tcW w:type="dxa" w:w="3504"/>
+            <w:tcW w:type="dxa" w:w="2880"/>
           </w:tcPr>
           <w:p>
             <w:r>
@@ -335,7 +331,7 @@
         </w:tc>
         <w:tc>
           <w:tcPr>
-            <w:tcW w:type="dxa" w:w="3504"/>
+            <w:tcW w:type="dxa" w:w="2880"/>
           </w:tcPr>
           <w:p>
             <w:r>
@@ -345,7 +341,7 @@
         </w:tc>
         <w:tc>
           <w:tcPr>
-            <w:tcW w:type="dxa" w:w="3504"/>
+            <w:tcW w:type="dxa" w:w="2880"/>
           </w:tcPr>
           <w:p>
             <w:r>
@@ -357,7 +353,7 @@
       <w:tr>
         <w:tc>
           <w:tcPr>
-            <w:tcW w:type="dxa" w:w="3504"/>
+            <w:tcW w:type="dxa" w:w="2880"/>
           </w:tcPr>
           <w:p>
             <w:r>
@@ -367,7 +363,7 @@
         </w:tc>
         <w:tc>
           <w:tcPr>
-            <w:tcW w:type="dxa" w:w="3504"/>
+            <w:tcW w:type="dxa" w:w="2880"/>
           </w:tcPr>
           <w:p>
             <w:r>
@@ -377,7 +373,7 @@
         </w:tc>
         <w:tc>
           <w:tcPr>
-            <w:tcW w:type="dxa" w:w="3504"/>
+            <w:tcW w:type="dxa" w:w="2880"/>
           </w:tcPr>
           <w:p>
             <w:r>
@@ -394,7 +390,7 @@
           <w:b/>
           <w:sz w:val="24"/>
         </w:rPr>
-        <w:t>D. Age</w:t>
+        <w:t>Age</w:t>
       </w:r>
     </w:p>
     <w:tbl>
@@ -404,14 +400,14 @@
         <w:tblLook w:firstColumn="1" w:firstRow="1" w:lastColumn="0" w:lastRow="0" w:noHBand="0" w:noVBand="1" w:val="04A0"/>
       </w:tblPr>
       <w:tblGrid>
-        <w:gridCol w:w="3504"/>
-        <w:gridCol w:w="3504"/>
-        <w:gridCol w:w="3504"/>
+        <w:gridCol w:w="2880"/>
+        <w:gridCol w:w="2880"/>
+        <w:gridCol w:w="2880"/>
       </w:tblGrid>
       <w:tr>
         <w:tc>
           <w:tcPr>
-            <w:tcW w:type="dxa" w:w="3504"/>
+            <w:tcW w:type="dxa" w:w="2880"/>
           </w:tcPr>
           <w:p>
             <w:r>
@@ -421,7 +417,7 @@
         </w:tc>
         <w:tc>
           <w:tcPr>
-            <w:tcW w:type="dxa" w:w="3504"/>
+            <w:tcW w:type="dxa" w:w="2880"/>
           </w:tcPr>
           <w:p>
             <w:r>
@@ -431,7 +427,7 @@
         </w:tc>
         <w:tc>
           <w:tcPr>
-            <w:tcW w:type="dxa" w:w="3504"/>
+            <w:tcW w:type="dxa" w:w="2880"/>
           </w:tcPr>
           <w:p>
             <w:r>
@@ -443,7 +439,7 @@
       <w:tr>
         <w:tc>
           <w:tcPr>
-            <w:tcW w:type="dxa" w:w="3504"/>
+            <w:tcW w:type="dxa" w:w="2880"/>
           </w:tcPr>
           <w:p>
             <w:r>
@@ -453,7 +449,7 @@
         </w:tc>
         <w:tc>
           <w:tcPr>
-            <w:tcW w:type="dxa" w:w="3504"/>
+            <w:tcW w:type="dxa" w:w="2880"/>
           </w:tcPr>
           <w:p>
             <w:r>
@@ -463,7 +459,7 @@
         </w:tc>
         <w:tc>
           <w:tcPr>
-            <w:tcW w:type="dxa" w:w="3504"/>
+            <w:tcW w:type="dxa" w:w="2880"/>
           </w:tcPr>
           <w:p>
             <w:r>
@@ -475,7 +471,7 @@
       <w:tr>
         <w:tc>
           <w:tcPr>
-            <w:tcW w:type="dxa" w:w="3504"/>
+            <w:tcW w:type="dxa" w:w="2880"/>
           </w:tcPr>
           <w:p>
             <w:r>
@@ -485,7 +481,7 @@
         </w:tc>
         <w:tc>
           <w:tcPr>
-            <w:tcW w:type="dxa" w:w="3504"/>
+            <w:tcW w:type="dxa" w:w="2880"/>
           </w:tcPr>
           <w:p>
             <w:r>
@@ -495,7 +491,7 @@
         </w:tc>
         <w:tc>
           <w:tcPr>
-            <w:tcW w:type="dxa" w:w="3504"/>
+            <w:tcW w:type="dxa" w:w="2880"/>
           </w:tcPr>
           <w:p>
             <w:r>
@@ -507,7 +503,7 @@
       <w:tr>
         <w:tc>
           <w:tcPr>
-            <w:tcW w:type="dxa" w:w="3504"/>
+            <w:tcW w:type="dxa" w:w="2880"/>
           </w:tcPr>
           <w:p>
             <w:r>
@@ -517,7 +513,7 @@
         </w:tc>
         <w:tc>
           <w:tcPr>
-            <w:tcW w:type="dxa" w:w="3504"/>
+            <w:tcW w:type="dxa" w:w="2880"/>
           </w:tcPr>
           <w:p>
             <w:r>
@@ -527,7 +523,7 @@
         </w:tc>
         <w:tc>
           <w:tcPr>
-            <w:tcW w:type="dxa" w:w="3504"/>
+            <w:tcW w:type="dxa" w:w="2880"/>
           </w:tcPr>
           <w:p>
             <w:r>
@@ -539,7 +535,7 @@
       <w:tr>
         <w:tc>
           <w:tcPr>
-            <w:tcW w:type="dxa" w:w="3504"/>
+            <w:tcW w:type="dxa" w:w="2880"/>
           </w:tcPr>
           <w:p>
             <w:r>
@@ -549,7 +545,7 @@
         </w:tc>
         <w:tc>
           <w:tcPr>
-            <w:tcW w:type="dxa" w:w="3504"/>
+            <w:tcW w:type="dxa" w:w="2880"/>
           </w:tcPr>
           <w:p>
             <w:r>
@@ -559,7 +555,7 @@
         </w:tc>
         <w:tc>
           <w:tcPr>
-            <w:tcW w:type="dxa" w:w="3504"/>
+            <w:tcW w:type="dxa" w:w="2880"/>
           </w:tcPr>
           <w:p>
             <w:r>
@@ -571,7 +567,7 @@
       <w:tr>
         <w:tc>
           <w:tcPr>
-            <w:tcW w:type="dxa" w:w="3504"/>
+            <w:tcW w:type="dxa" w:w="2880"/>
           </w:tcPr>
           <w:p>
             <w:r>
@@ -581,7 +577,7 @@
         </w:tc>
         <w:tc>
           <w:tcPr>
-            <w:tcW w:type="dxa" w:w="3504"/>
+            <w:tcW w:type="dxa" w:w="2880"/>
           </w:tcPr>
           <w:p>
             <w:r>
@@ -591,7 +587,7 @@
         </w:tc>
         <w:tc>
           <w:tcPr>
-            <w:tcW w:type="dxa" w:w="3504"/>
+            <w:tcW w:type="dxa" w:w="2880"/>
           </w:tcPr>
           <w:p>
             <w:r>
@@ -603,7 +599,7 @@
       <w:tr>
         <w:tc>
           <w:tcPr>
-            <w:tcW w:type="dxa" w:w="3504"/>
+            <w:tcW w:type="dxa" w:w="2880"/>
           </w:tcPr>
           <w:p>
             <w:r>
@@ -613,7 +609,7 @@
         </w:tc>
         <w:tc>
           <w:tcPr>
-            <w:tcW w:type="dxa" w:w="3504"/>
+            <w:tcW w:type="dxa" w:w="2880"/>
           </w:tcPr>
           <w:p>
             <w:r>
@@ -623,7 +619,7 @@
         </w:tc>
         <w:tc>
           <w:tcPr>
-            <w:tcW w:type="dxa" w:w="3504"/>
+            <w:tcW w:type="dxa" w:w="2880"/>
           </w:tcPr>
           <w:p>
             <w:r>
@@ -635,7 +631,7 @@
       <w:tr>
         <w:tc>
           <w:tcPr>
-            <w:tcW w:type="dxa" w:w="3504"/>
+            <w:tcW w:type="dxa" w:w="2880"/>
           </w:tcPr>
           <w:p>
             <w:r>
@@ -645,7 +641,7 @@
         </w:tc>
         <w:tc>
           <w:tcPr>
-            <w:tcW w:type="dxa" w:w="3504"/>
+            <w:tcW w:type="dxa" w:w="2880"/>
           </w:tcPr>
           <w:p>
             <w:r>
@@ -655,7 +651,7 @@
         </w:tc>
         <w:tc>
           <w:tcPr>
-            <w:tcW w:type="dxa" w:w="3504"/>
+            <w:tcW w:type="dxa" w:w="2880"/>
           </w:tcPr>
           <w:p>
             <w:r>
@@ -667,7 +663,7 @@
       <w:tr>
         <w:tc>
           <w:tcPr>
-            <w:tcW w:type="dxa" w:w="3504"/>
+            <w:tcW w:type="dxa" w:w="2880"/>
           </w:tcPr>
           <w:p>
             <w:r>
@@ -677,7 +673,7 @@
         </w:tc>
         <w:tc>
           <w:tcPr>
-            <w:tcW w:type="dxa" w:w="3504"/>
+            <w:tcW w:type="dxa" w:w="2880"/>
           </w:tcPr>
           <w:p>
             <w:r>
@@ -687,7 +683,7 @@
         </w:tc>
         <w:tc>
           <w:tcPr>
-            <w:tcW w:type="dxa" w:w="3504"/>
+            <w:tcW w:type="dxa" w:w="2880"/>
           </w:tcPr>
           <w:p>
             <w:r>
@@ -704,7 +700,7 @@
           <w:b/>
           <w:sz w:val="24"/>
         </w:rPr>
-        <w:t>E. Region of Residence</w:t>
+        <w:t>Region of Residence</w:t>
       </w:r>
     </w:p>
     <w:tbl>
@@ -714,14 +710,14 @@
         <w:tblLook w:firstColumn="1" w:firstRow="1" w:lastColumn="0" w:lastRow="0" w:noHBand="0" w:noVBand="1" w:val="04A0"/>
       </w:tblPr>
       <w:tblGrid>
-        <w:gridCol w:w="3504"/>
-        <w:gridCol w:w="3504"/>
-        <w:gridCol w:w="3504"/>
+        <w:gridCol w:w="2880"/>
+        <w:gridCol w:w="2880"/>
+        <w:gridCol w:w="2880"/>
       </w:tblGrid>
       <w:tr>
         <w:tc>
           <w:tcPr>
-            <w:tcW w:type="dxa" w:w="3504"/>
+            <w:tcW w:type="dxa" w:w="2880"/>
           </w:tcPr>
           <w:p>
             <w:r>
@@ -731,7 +727,7 @@
         </w:tc>
         <w:tc>
           <w:tcPr>
-            <w:tcW w:type="dxa" w:w="3504"/>
+            <w:tcW w:type="dxa" w:w="2880"/>
           </w:tcPr>
           <w:p>
             <w:r>
@@ -741,7 +737,7 @@
         </w:tc>
         <w:tc>
           <w:tcPr>
-            <w:tcW w:type="dxa" w:w="3504"/>
+            <w:tcW w:type="dxa" w:w="2880"/>
           </w:tcPr>
           <w:p>
             <w:r>
@@ -753,7 +749,7 @@
       <w:tr>
         <w:tc>
           <w:tcPr>
-            <w:tcW w:type="dxa" w:w="3504"/>
+            <w:tcW w:type="dxa" w:w="2880"/>
           </w:tcPr>
           <w:p>
             <w:r>
@@ -763,7 +759,7 @@
         </w:tc>
         <w:tc>
           <w:tcPr>
-            <w:tcW w:type="dxa" w:w="3504"/>
+            <w:tcW w:type="dxa" w:w="2880"/>
           </w:tcPr>
           <w:p>
             <w:r>
@@ -773,7 +769,7 @@
         </w:tc>
         <w:tc>
           <w:tcPr>
-            <w:tcW w:type="dxa" w:w="3504"/>
+            <w:tcW w:type="dxa" w:w="2880"/>
           </w:tcPr>
           <w:p>
             <w:r>
@@ -785,7 +781,7 @@
       <w:tr>
         <w:tc>
           <w:tcPr>
-            <w:tcW w:type="dxa" w:w="3504"/>
+            <w:tcW w:type="dxa" w:w="2880"/>
           </w:tcPr>
           <w:p>
             <w:r>
@@ -795,7 +791,7 @@
         </w:tc>
         <w:tc>
           <w:tcPr>
-            <w:tcW w:type="dxa" w:w="3504"/>
+            <w:tcW w:type="dxa" w:w="2880"/>
           </w:tcPr>
           <w:p>
             <w:r>
@@ -805,7 +801,7 @@
         </w:tc>
         <w:tc>
           <w:tcPr>
-            <w:tcW w:type="dxa" w:w="3504"/>
+            <w:tcW w:type="dxa" w:w="2880"/>
           </w:tcPr>
           <w:p>
             <w:r>
@@ -816,13 +812,29 @@
       </w:tr>
     </w:tbl>
     <w:p/>
+    <w:p>
+      <w:pPr>
+        <w:pStyle w:val="Heading1"/>
+      </w:pPr>
+      <w:r>
+        <w:t>Citizen's Charter</w:t>
+      </w:r>
+    </w:p>
+    <w:p>
+      <w:pPr>
+        <w:pStyle w:val="Heading2"/>
+      </w:pPr>
+      <w:r>
+        <w:t>CC1</w:t>
+      </w:r>
+    </w:p>
     <w:p>
       <w:r>
         <w:rPr>
           <w:b/>
           <w:sz w:val="24"/>
         </w:rPr>
-        <w:t>F. Citizen's Charter – CC1</w:t>
+        <w:t>CC1 Distribution</w:t>
       </w:r>
     </w:p>
     <w:tbl>
@@ -833,14 +845,14 @@
         <w:tblLook w:firstColumn="1" w:firstRow="1" w:lastColumn="0" w:lastRow="0" w:noHBand="0" w:noVBand="1" w:val="04A0"/>
       </w:tblPr>
       <w:tblGrid>
-        <w:gridCol w:w="3504"/>
-        <w:gridCol w:w="3504"/>
-        <w:gridCol w:w="3504"/>
+        <w:gridCol w:w="2880"/>
+        <w:gridCol w:w="2880"/>
+        <w:gridCol w:w="2880"/>
       </w:tblGrid>
       <w:tr>
         <w:tc>
           <w:tcPr>
-            <w:tcW w:type="dxa" w:w="3504"/>
+            <w:tcW w:type="dxa" w:w="2880"/>
           </w:tcPr>
           <w:p>
             <w:r>
@@ -850,7 +862,7 @@
         </w:tc>
         <w:tc>
           <w:tcPr>
-            <w:tcW w:type="dxa" w:w="3504"/>
+            <w:tcW w:type="dxa" w:w="2880"/>
           </w:tcPr>
           <w:p>
             <w:r>
@@ -860,7 +872,7 @@
         </w:tc>
         <w:tc>
           <w:tcPr>
-            <w:tcW w:type="dxa" w:w="3504"/>
+            <w:tcW w:type="dxa" w:w="2880"/>
           </w:tcPr>
           <w:p>
             <w:r>
@@ -872,7 +884,7 @@
       <w:tr>
         <w:tc>
           <w:tcPr>
-            <w:tcW w:type="dxa" w:w="3504"/>
+            <w:tcW w:type="dxa" w:w="2880"/>
           </w:tcPr>
           <w:p>
             <w:r>
@@ -882,7 +894,7 @@
         </w:tc>
         <w:tc>
           <w:tcPr>
-            <w:tcW w:type="dxa" w:w="3504"/>
+            <w:tcW w:type="dxa" w:w="2880"/>
           </w:tcPr>
           <w:p>
             <w:r>
@@ -892,7 +904,7 @@
         </w:tc>
         <w:tc>
           <w:tcPr>
-            <w:tcW w:type="dxa" w:w="3504"/>
+            <w:tcW w:type="dxa" w:w="2880"/>
           </w:tcPr>
           <w:p>
             <w:r>
@@ -904,7 +916,7 @@
       <w:tr>
         <w:tc>
           <w:tcPr>
-            <w:tcW w:type="dxa" w:w="3504"/>
+            <w:tcW w:type="dxa" w:w="2880"/>
           </w:tcPr>
           <w:p>
             <w:r>
@@ -914,7 +926,7 @@
         </w:tc>
         <w:tc>
           <w:tcPr>
-            <w:tcW w:type="dxa" w:w="3504"/>
+            <w:tcW w:type="dxa" w:w="2880"/>
           </w:tcPr>
           <w:p>
             <w:r>
@@ -924,7 +936,7 @@
         </w:tc>
         <w:tc>
           <w:tcPr>
-            <w:tcW w:type="dxa" w:w="3504"/>
+            <w:tcW w:type="dxa" w:w="2880"/>
           </w:tcPr>
           <w:p>
             <w:r>
@@ -936,7 +948,7 @@
       <w:tr>
         <w:tc>
           <w:tcPr>
-            <w:tcW w:type="dxa" w:w="3504"/>
+            <w:tcW w:type="dxa" w:w="2880"/>
           </w:tcPr>
           <w:p>
             <w:r>
@@ -946,7 +958,7 @@
         </w:tc>
         <w:tc>
           <w:tcPr>
-            <w:tcW w:type="dxa" w:w="3504"/>
+            <w:tcW w:type="dxa" w:w="2880"/>
           </w:tcPr>
           <w:p>
             <w:r>
@@ -956,7 +968,7 @@
         </w:tc>
         <w:tc>
           <w:tcPr>
-            <w:tcW w:type="dxa" w:w="3504"/>
+            <w:tcW w:type="dxa" w:w="2880"/>
           </w:tcPr>
           <w:p>
             <w:r>
@@ -968,7 +980,7 @@
       <w:tr>
         <w:tc>
           <w:tcPr>
-            <w:tcW w:type="dxa" w:w="3504"/>
+            <w:tcW w:type="dxa" w:w="2880"/>
           </w:tcPr>
           <w:p>
             <w:r>
@@ -978,7 +990,7 @@
         </w:tc>
         <w:tc>
           <w:tcPr>
-            <w:tcW w:type="dxa" w:w="3504"/>
+            <w:tcW w:type="dxa" w:w="2880"/>
           </w:tcPr>
           <w:p>
             <w:r>
@@ -988,7 +1000,7 @@
         </w:tc>
         <w:tc>
           <w:tcPr>
-            <w:tcW w:type="dxa" w:w="3504"/>
+            <w:tcW w:type="dxa" w:w="2880"/>
           </w:tcPr>
           <w:p>
             <w:r>
@@ -1000,7 +1012,7 @@
       <w:tr>
         <w:tc>
           <w:tcPr>
-            <w:tcW w:type="dxa" w:w="3504"/>
+            <w:tcW w:type="dxa" w:w="2880"/>
           </w:tcPr>
           <w:p>
             <w:r>
@@ -1010,7 +1022,7 @@
         </w:tc>
         <w:tc>
           <w:tcPr>
-            <w:tcW w:type="dxa" w:w="3504"/>
+            <w:tcW w:type="dxa" w:w="2880"/>
           </w:tcPr>
           <w:p>
             <w:r>
@@ -1020,7 +1032,7 @@
         </w:tc>
         <w:tc>
           <w:tcPr>
-            <w:tcW w:type="dxa" w:w="3504"/>
+            <w:tcW w:type="dxa" w:w="2880"/>
           </w:tcPr>
           <w:p>
             <w:r>
@@ -1032,39 +1044,30 @@
       <w:tr>
         <w:tc>
           <w:tcPr>
-            <w:tcW w:type="dxa" w:w="3504"/>
-          </w:tcPr>
-          <w:p>
-            <w:r>
-              <w:rPr>
-                <w:b/>
-              </w:rPr>
+            <w:tcW w:type="dxa" w:w="2880"/>
+          </w:tcPr>
+          <w:p>
+            <w:r>
               <w:t>TOTAL RESPONSES</w:t>
             </w:r>
           </w:p>
         </w:tc>
         <w:tc>
           <w:tcPr>
-            <w:tcW w:type="dxa" w:w="3504"/>
-          </w:tcPr>
-          <w:p>
-            <w:r>
-              <w:rPr>
-                <w:b/>
-              </w:rPr>
+            <w:tcW w:type="dxa" w:w="2880"/>
+          </w:tcPr>
+          <w:p>
+            <w:r>
               <w:t>0</w:t>
             </w:r>
           </w:p>
         </w:tc>
         <w:tc>
           <w:tcPr>
-            <w:tcW w:type="dxa" w:w="3504"/>
-          </w:tcPr>
-          <w:p>
-            <w:r>
-              <w:rPr>
-                <w:b/>
-              </w:rPr>
+            <w:tcW w:type="dxa" w:w="2880"/>
+          </w:tcPr>
+          <w:p>
+            <w:r>
               <w:t>100.00%</w:t>
             </w:r>
           </w:p>
@@ -1073,7 +1076,7 @@
       <w:tr>
         <w:tc>
           <w:tcPr>
-            <w:tcW w:type="dxa" w:w="3504"/>
+            <w:tcW w:type="dxa" w:w="2880"/>
           </w:tcPr>
           <w:p>
             <w:r>
@@ -1083,7 +1086,7 @@
         </w:tc>
         <w:tc>
           <w:tcPr>
-            <w:tcW w:type="dxa" w:w="3504"/>
+            <w:tcW w:type="dxa" w:w="2880"/>
           </w:tcPr>
           <w:p>
             <w:r>
@@ -1093,7 +1096,7 @@
         </w:tc>
         <w:tc>
           <w:tcPr>
-            <w:tcW w:type="dxa" w:w="3504"/>
+            <w:tcW w:type="dxa" w:w="2880"/>
           </w:tcPr>
           <w:p>
             <w:r/>
@@ -1103,42 +1106,52 @@
       <w:tr>
         <w:tc>
           <w:tcPr>
-            <w:tcW w:type="dxa" w:w="3504"/>
-          </w:tcPr>
-          <w:p>
-            <w:r>
-              <w:t>VALIDATION</w:t>
-            </w:r>
-          </w:p>
-        </w:tc>
-        <w:tc>
-          <w:tcPr>
-            <w:tcW w:type="dxa" w:w="3504"/>
+            <w:tcW w:type="dxa" w:w="2880"/>
+          </w:tcPr>
+          <w:p>
+            <w:r>
+              <w:t>TOTAL CHECK</w:t>
+            </w:r>
+          </w:p>
+        </w:tc>
+        <w:tc>
+          <w:tcPr>
+            <w:tcW w:type="dxa" w:w="2880"/>
+          </w:tcPr>
+          <w:p>
+            <w:r>
+              <w:t>0 / 0</w:t>
+            </w:r>
+          </w:p>
+        </w:tc>
+        <w:tc>
+          <w:tcPr>
+            <w:tcW w:type="dxa" w:w="2880"/>
           </w:tcPr>
           <w:p>
             <w:r>
               <w:t>PASS</w:t>
             </w:r>
-          </w:p>
-        </w:tc>
-        <w:tc>
-          <w:tcPr>
-            <w:tcW w:type="dxa" w:w="3504"/>
-          </w:tcPr>
-          <w:p>
-            <w:r/>
           </w:p>
         </w:tc>
       </w:tr>
     </w:tbl>
     <w:p/>
+    <w:p>
+      <w:pPr>
+        <w:pStyle w:val="Heading2"/>
+      </w:pPr>
+      <w:r>
+        <w:t>CC2</w:t>
+      </w:r>
+    </w:p>
     <w:p>
       <w:r>
         <w:rPr>
           <w:b/>
           <w:sz w:val="24"/>
         </w:rPr>
-        <w:t>G. Citizen's Charter – CC2</w:t>
+        <w:t>CC2 Distribution</w:t>
       </w:r>
     </w:p>
     <w:tbl>
@@ -1149,14 +1162,14 @@
         <w:tblLook w:firstColumn="1" w:firstRow="1" w:lastColumn="0" w:lastRow="0" w:noHBand="0" w:noVBand="1" w:val="04A0"/>
       </w:tblPr>
       <w:tblGrid>
-        <w:gridCol w:w="3504"/>
-        <w:gridCol w:w="3504"/>
-        <w:gridCol w:w="3504"/>
+        <w:gridCol w:w="2880"/>
+        <w:gridCol w:w="2880"/>
+        <w:gridCol w:w="2880"/>
       </w:tblGrid>
       <w:tr>
         <w:tc>
           <w:tcPr>
-            <w:tcW w:type="dxa" w:w="3504"/>
+            <w:tcW w:type="dxa" w:w="2880"/>
           </w:tcPr>
           <w:p>
             <w:r>
@@ -1166,7 +1179,7 @@
         </w:tc>
         <w:tc>
           <w:tcPr>
-            <w:tcW w:type="dxa" w:w="3504"/>
+            <w:tcW w:type="dxa" w:w="2880"/>
           </w:tcPr>
           <w:p>
             <w:r>
@@ -1176,7 +1189,7 @@
         </w:tc>
         <w:tc>
           <w:tcPr>
-            <w:tcW w:type="dxa" w:w="3504"/>
+            <w:tcW w:type="dxa" w:w="2880"/>
           </w:tcPr>
           <w:p>
             <w:r>
@@ -1188,7 +1201,7 @@
       <w:tr>
         <w:tc>
           <w:tcPr>
-            <w:tcW w:type="dxa" w:w="3504"/>
+            <w:tcW w:type="dxa" w:w="2880"/>
           </w:tcPr>
           <w:p>
             <w:r>
@@ -1198,7 +1211,7 @@
         </w:tc>
         <w:tc>
           <w:tcPr>
-            <w:tcW w:type="dxa" w:w="3504"/>
+            <w:tcW w:type="dxa" w:w="2880"/>
           </w:tcPr>
           <w:p>
             <w:r>
@@ -1208,7 +1221,7 @@
         </w:tc>
         <w:tc>
           <w:tcPr>
-            <w:tcW w:type="dxa" w:w="3504"/>
+            <w:tcW w:type="dxa" w:w="2880"/>
           </w:tcPr>
           <w:p>
             <w:r>
@@ -1220,7 +1233,7 @@
       <w:tr>
         <w:tc>
           <w:tcPr>
-            <w:tcW w:type="dxa" w:w="3504"/>
+            <w:tcW w:type="dxa" w:w="2880"/>
           </w:tcPr>
           <w:p>
             <w:r>
@@ -1230,7 +1243,7 @@
         </w:tc>
         <w:tc>
           <w:tcPr>
-            <w:tcW w:type="dxa" w:w="3504"/>
+            <w:tcW w:type="dxa" w:w="2880"/>
           </w:tcPr>
           <w:p>
             <w:r>
@@ -1240,7 +1253,7 @@
         </w:tc>
         <w:tc>
           <w:tcPr>
-            <w:tcW w:type="dxa" w:w="3504"/>
+            <w:tcW w:type="dxa" w:w="2880"/>
           </w:tcPr>
           <w:p>
             <w:r>
@@ -1252,7 +1265,7 @@
       <w:tr>
         <w:tc>
           <w:tcPr>
-            <w:tcW w:type="dxa" w:w="3504"/>
+            <w:tcW w:type="dxa" w:w="2880"/>
           </w:tcPr>
           <w:p>
             <w:r>
@@ -1262,7 +1275,7 @@
         </w:tc>
         <w:tc>
           <w:tcPr>
-            <w:tcW w:type="dxa" w:w="3504"/>
+            <w:tcW w:type="dxa" w:w="2880"/>
           </w:tcPr>
           <w:p>
             <w:r>
@@ -1272,7 +1285,7 @@
         </w:tc>
         <w:tc>
           <w:tcPr>
-            <w:tcW w:type="dxa" w:w="3504"/>
+            <w:tcW w:type="dxa" w:w="2880"/>
           </w:tcPr>
           <w:p>
             <w:r>
@@ -1284,7 +1297,7 @@
       <w:tr>
         <w:tc>
           <w:tcPr>
-            <w:tcW w:type="dxa" w:w="3504"/>
+            <w:tcW w:type="dxa" w:w="2880"/>
           </w:tcPr>
           <w:p>
             <w:r>
@@ -1294,7 +1307,7 @@
         </w:tc>
         <w:tc>
           <w:tcPr>
-            <w:tcW w:type="dxa" w:w="3504"/>
+            <w:tcW w:type="dxa" w:w="2880"/>
           </w:tcPr>
           <w:p>
             <w:r>
@@ -1304,7 +1317,7 @@
         </w:tc>
         <w:tc>
           <w:tcPr>
-            <w:tcW w:type="dxa" w:w="3504"/>
+            <w:tcW w:type="dxa" w:w="2880"/>
           </w:tcPr>
           <w:p>
             <w:r>
@@ -1316,17 +1329,17 @@
       <w:tr>
         <w:tc>
           <w:tcPr>
-            <w:tcW w:type="dxa" w:w="3504"/>
-          </w:tcPr>
-          <w:p>
-            <w:r>
-              <w:t>N/A</w:t>
-            </w:r>
-          </w:p>
-        </w:tc>
-        <w:tc>
-          <w:tcPr>
-            <w:tcW w:type="dxa" w:w="3504"/>
+            <w:tcW w:type="dxa" w:w="2880"/>
+          </w:tcPr>
+          <w:p>
+            <w:r>
+              <w:t>5</w:t>
+            </w:r>
+          </w:p>
+        </w:tc>
+        <w:tc>
+          <w:tcPr>
+            <w:tcW w:type="dxa" w:w="2880"/>
           </w:tcPr>
           <w:p>
             <w:r>
@@ -1336,7 +1349,7 @@
         </w:tc>
         <w:tc>
           <w:tcPr>
-            <w:tcW w:type="dxa" w:w="3504"/>
+            <w:tcW w:type="dxa" w:w="2880"/>
           </w:tcPr>
           <w:p>
             <w:r>
@@ -1348,40 +1361,31 @@
       <w:tr>
         <w:tc>
           <w:tcPr>
-            <w:tcW w:type="dxa" w:w="3504"/>
-          </w:tcPr>
-          <w:p>
-            <w:r>
-              <w:rPr>
-                <w:b/>
-              </w:rPr>
-              <w:t>TOTAL RESPONSES</w:t>
-            </w:r>
-          </w:p>
-        </w:tc>
-        <w:tc>
-          <w:tcPr>
-            <w:tcW w:type="dxa" w:w="3504"/>
-          </w:tcPr>
-          <w:p>
-            <w:r>
-              <w:rPr>
-                <w:b/>
-              </w:rPr>
+            <w:tcW w:type="dxa" w:w="2880"/>
+          </w:tcPr>
+          <w:p>
+            <w:r>
+              <w:t>N/A</w:t>
+            </w:r>
+          </w:p>
+        </w:tc>
+        <w:tc>
+          <w:tcPr>
+            <w:tcW w:type="dxa" w:w="2880"/>
+          </w:tcPr>
+          <w:p>
+            <w:r>
               <w:t>0</w:t>
             </w:r>
           </w:p>
         </w:tc>
         <w:tc>
           <w:tcPr>
-            <w:tcW w:type="dxa" w:w="3504"/>
-          </w:tcPr>
-          <w:p>
-            <w:r>
-              <w:rPr>
-                <w:b/>
-              </w:rPr>
-              <w:t>100.00%</w:t>
+            <w:tcW w:type="dxa" w:w="2880"/>
+          </w:tcPr>
+          <w:p>
+            <w:r>
+              <w:t>N/A</w:t>
             </w:r>
           </w:p>
         </w:tc>
@@ -1389,17 +1393,17 @@
       <w:tr>
         <w:tc>
           <w:tcPr>
-            <w:tcW w:type="dxa" w:w="3504"/>
-          </w:tcPr>
-          <w:p>
-            <w:r>
-              <w:t>VALID RESPONSES</w:t>
-            </w:r>
-          </w:p>
-        </w:tc>
-        <w:tc>
-          <w:tcPr>
-            <w:tcW w:type="dxa" w:w="3504"/>
+            <w:tcW w:type="dxa" w:w="2880"/>
+          </w:tcPr>
+          <w:p>
+            <w:r>
+              <w:t>TOTAL RESPONSES</w:t>
+            </w:r>
+          </w:p>
+        </w:tc>
+        <w:tc>
+          <w:tcPr>
+            <w:tcW w:type="dxa" w:w="2880"/>
           </w:tcPr>
           <w:p>
             <w:r>
@@ -1409,52 +1413,94 @@
         </w:tc>
         <w:tc>
           <w:tcPr>
-            <w:tcW w:type="dxa" w:w="3504"/>
-          </w:tcPr>
-          <w:p>
-            <w:r/>
+            <w:tcW w:type="dxa" w:w="2880"/>
+          </w:tcPr>
+          <w:p>
+            <w:r>
+              <w:t>100.00%</w:t>
+            </w:r>
           </w:p>
         </w:tc>
       </w:tr>
       <w:tr>
         <w:tc>
           <w:tcPr>
-            <w:tcW w:type="dxa" w:w="3504"/>
-          </w:tcPr>
-          <w:p>
-            <w:r>
-              <w:t>VALIDATION</w:t>
-            </w:r>
-          </w:p>
-        </w:tc>
-        <w:tc>
-          <w:tcPr>
-            <w:tcW w:type="dxa" w:w="3504"/>
+            <w:tcW w:type="dxa" w:w="2880"/>
+          </w:tcPr>
+          <w:p>
+            <w:r>
+              <w:t>VALID RESPONSES</w:t>
+            </w:r>
+          </w:p>
+        </w:tc>
+        <w:tc>
+          <w:tcPr>
+            <w:tcW w:type="dxa" w:w="2880"/>
+          </w:tcPr>
+          <w:p>
+            <w:r>
+              <w:t>0</w:t>
+            </w:r>
+          </w:p>
+        </w:tc>
+        <w:tc>
+          <w:tcPr>
+            <w:tcW w:type="dxa" w:w="2880"/>
+          </w:tcPr>
+          <w:p>
+            <w:r/>
+          </w:p>
+        </w:tc>
+      </w:tr>
+      <w:tr>
+        <w:tc>
+          <w:tcPr>
+            <w:tcW w:type="dxa" w:w="2880"/>
+          </w:tcPr>
+          <w:p>
+            <w:r>
+              <w:t>TOTAL CHECK</w:t>
+            </w:r>
+          </w:p>
+        </w:tc>
+        <w:tc>
+          <w:tcPr>
+            <w:tcW w:type="dxa" w:w="2880"/>
+          </w:tcPr>
+          <w:p>
+            <w:r>
+              <w:t>0 / 0</w:t>
+            </w:r>
+          </w:p>
+        </w:tc>
+        <w:tc>
+          <w:tcPr>
+            <w:tcW w:type="dxa" w:w="2880"/>
           </w:tcPr>
           <w:p>
             <w:r>
               <w:t>PASS</w:t>
             </w:r>
-          </w:p>
-        </w:tc>
-        <w:tc>
-          <w:tcPr>
-            <w:tcW w:type="dxa" w:w="3504"/>
-          </w:tcPr>
-          <w:p>
-            <w:r/>
           </w:p>
         </w:tc>
       </w:tr>
     </w:tbl>
     <w:p/>
+    <w:p>
+      <w:pPr>
+        <w:pStyle w:val="Heading2"/>
+      </w:pPr>
+      <w:r>
+        <w:t>CC3</w:t>
+      </w:r>
+    </w:p>
     <w:p>
       <w:r>
         <w:rPr>
           <w:b/>
           <w:sz w:val="24"/>
         </w:rPr>
-        <w:t>H. Citizen's Charter – CC3</w:t>
+        <w:t>CC3 Distribution</w:t>
       </w:r>
     </w:p>
     <w:tbl>
@@ -1465,14 +1511,14 @@
         <w:tblLook w:firstColumn="1" w:firstRow="1" w:lastColumn="0" w:lastRow="0" w:noHBand="0" w:noVBand="1" w:val="04A0"/>
       </w:tblPr>
       <w:tblGrid>
-        <w:gridCol w:w="3504"/>
-        <w:gridCol w:w="3504"/>
-        <w:gridCol w:w="3504"/>
+        <w:gridCol w:w="2880"/>
+        <w:gridCol w:w="2880"/>
+        <w:gridCol w:w="2880"/>
       </w:tblGrid>
       <w:tr>
         <w:tc>
           <w:tcPr>
-            <w:tcW w:type="dxa" w:w="3504"/>
+            <w:tcW w:type="dxa" w:w="2880"/>
           </w:tcPr>
           <w:p>
             <w:r>
@@ -1482,7 +1528,7 @@
         </w:tc>
         <w:tc>
           <w:tcPr>
-            <w:tcW w:type="dxa" w:w="3504"/>
+            <w:tcW w:type="dxa" w:w="2880"/>
           </w:tcPr>
           <w:p>
             <w:r>
@@ -1492,7 +1538,7 @@
         </w:tc>
         <w:tc>
           <w:tcPr>
-            <w:tcW w:type="dxa" w:w="3504"/>
+            <w:tcW w:type="dxa" w:w="2880"/>
           </w:tcPr>
           <w:p>
             <w:r>
@@ -1504,7 +1550,7 @@
       <w:tr>
         <w:tc>
           <w:tcPr>
-            <w:tcW w:type="dxa" w:w="3504"/>
+            <w:tcW w:type="dxa" w:w="2880"/>
           </w:tcPr>
           <w:p>
             <w:r>
@@ -1514,7 +1560,7 @@
         </w:tc>
         <w:tc>
           <w:tcPr>
-            <w:tcW w:type="dxa" w:w="3504"/>
+            <w:tcW w:type="dxa" w:w="2880"/>
           </w:tcPr>
           <w:p>
             <w:r>
@@ -1524,7 +1570,7 @@
         </w:tc>
         <w:tc>
           <w:tcPr>
-            <w:tcW w:type="dxa" w:w="3504"/>
+            <w:tcW w:type="dxa" w:w="2880"/>
           </w:tcPr>
           <w:p>
             <w:r>
@@ -1536,7 +1582,7 @@
       <w:tr>
         <w:tc>
           <w:tcPr>
-            <w:tcW w:type="dxa" w:w="3504"/>
+            <w:tcW w:type="dxa" w:w="2880"/>
           </w:tcPr>
           <w:p>
             <w:r>
@@ -1546,7 +1592,7 @@
         </w:tc>
         <w:tc>
           <w:tcPr>
-            <w:tcW w:type="dxa" w:w="3504"/>
+            <w:tcW w:type="dxa" w:w="2880"/>
           </w:tcPr>
           <w:p>
             <w:r>
@@ -1556,7 +1602,7 @@
         </w:tc>
         <w:tc>
           <w:tcPr>
-            <w:tcW w:type="dxa" w:w="3504"/>
+            <w:tcW w:type="dxa" w:w="2880"/>
           </w:tcPr>
           <w:p>
             <w:r>
@@ -1568,7 +1614,7 @@
       <w:tr>
         <w:tc>
           <w:tcPr>
-            <w:tcW w:type="dxa" w:w="3504"/>
+            <w:tcW w:type="dxa" w:w="2880"/>
           </w:tcPr>
           <w:p>
             <w:r>
@@ -1578,7 +1624,7 @@
         </w:tc>
         <w:tc>
           <w:tcPr>
-            <w:tcW w:type="dxa" w:w="3504"/>
+            <w:tcW w:type="dxa" w:w="2880"/>
           </w:tcPr>
           <w:p>
             <w:r>
@@ -1588,7 +1634,7 @@
         </w:tc>
         <w:tc>
           <w:tcPr>
-            <w:tcW w:type="dxa" w:w="3504"/>
+            <w:tcW w:type="dxa" w:w="2880"/>
           </w:tcPr>
           <w:p>
             <w:r>
@@ -1600,7 +1646,7 @@
       <w:tr>
         <w:tc>
           <w:tcPr>
-            <w:tcW w:type="dxa" w:w="3504"/>
+            <w:tcW w:type="dxa" w:w="2880"/>
           </w:tcPr>
           <w:p>
             <w:r>
@@ -1610,7 +1656,7 @@
         </w:tc>
         <w:tc>
           <w:tcPr>
-            <w:tcW w:type="dxa" w:w="3504"/>
+            <w:tcW w:type="dxa" w:w="2880"/>
           </w:tcPr>
           <w:p>
             <w:r>
@@ -1620,7 +1666,7 @@
         </w:tc>
         <w:tc>
           <w:tcPr>
-            <w:tcW w:type="dxa" w:w="3504"/>
+            <w:tcW w:type="dxa" w:w="2880"/>
           </w:tcPr>
           <w:p>
             <w:r>
@@ -1632,7 +1678,7 @@
       <w:tr>
         <w:tc>
           <w:tcPr>
-            <w:tcW w:type="dxa" w:w="3504"/>
+            <w:tcW w:type="dxa" w:w="2880"/>
           </w:tcPr>
           <w:p>
             <w:r>
@@ -1642,7 +1688,7 @@
         </w:tc>
         <w:tc>
           <w:tcPr>
-            <w:tcW w:type="dxa" w:w="3504"/>
+            <w:tcW w:type="dxa" w:w="2880"/>
           </w:tcPr>
           <w:p>
             <w:r>
@@ -1652,7 +1698,7 @@
         </w:tc>
         <w:tc>
           <w:tcPr>
-            <w:tcW w:type="dxa" w:w="3504"/>
+            <w:tcW w:type="dxa" w:w="2880"/>
           </w:tcPr>
           <w:p>
             <w:r>
@@ -1664,39 +1710,30 @@
       <w:tr>
         <w:tc>
           <w:tcPr>
-            <w:tcW w:type="dxa" w:w="3504"/>
-          </w:tcPr>
-          <w:p>
-            <w:r>
-              <w:rPr>
-                <w:b/>
-              </w:rPr>
+            <w:tcW w:type="dxa" w:w="2880"/>
+          </w:tcPr>
+          <w:p>
+            <w:r>
               <w:t>TOTAL RESPONSES</w:t>
             </w:r>
           </w:p>
         </w:tc>
         <w:tc>
           <w:tcPr>
-            <w:tcW w:type="dxa" w:w="3504"/>
-          </w:tcPr>
-          <w:p>
-            <w:r>
-              <w:rPr>
-                <w:b/>
-              </w:rPr>
+            <w:tcW w:type="dxa" w:w="2880"/>
+          </w:tcPr>
+          <w:p>
+            <w:r>
               <w:t>0</w:t>
             </w:r>
           </w:p>
         </w:tc>
         <w:tc>
           <w:tcPr>
-            <w:tcW w:type="dxa" w:w="3504"/>
-          </w:tcPr>
-          <w:p>
-            <w:r>
-              <w:rPr>
-                <w:b/>
-              </w:rPr>
+            <w:tcW w:type="dxa" w:w="2880"/>
+          </w:tcPr>
+          <w:p>
+            <w:r>
               <w:t>100.00%</w:t>
             </w:r>
           </w:p>
@@ -1705,7 +1742,7 @@
       <w:tr>
         <w:tc>
           <w:tcPr>
-            <w:tcW w:type="dxa" w:w="3504"/>
+            <w:tcW w:type="dxa" w:w="2880"/>
           </w:tcPr>
           <w:p>
             <w:r>
@@ -1715,7 +1752,7 @@
         </w:tc>
         <w:tc>
           <w:tcPr>
-            <w:tcW w:type="dxa" w:w="3504"/>
+            <w:tcW w:type="dxa" w:w="2880"/>
           </w:tcPr>
           <w:p>
             <w:r>
@@ -1725,7 +1762,7 @@
         </w:tc>
         <w:tc>
           <w:tcPr>
-            <w:tcW w:type="dxa" w:w="3504"/>
+            <w:tcW w:type="dxa" w:w="2880"/>
           </w:tcPr>
           <w:p>
             <w:r/>
@@ -1735,150 +1772,92 @@
       <w:tr>
         <w:tc>
           <w:tcPr>
-            <w:tcW w:type="dxa" w:w="3504"/>
-          </w:tcPr>
-          <w:p>
-            <w:r>
-              <w:t>VALIDATION</w:t>
-            </w:r>
-          </w:p>
-        </w:tc>
-        <w:tc>
-          <w:tcPr>
-            <w:tcW w:type="dxa" w:w="3504"/>
+            <w:tcW w:type="dxa" w:w="2880"/>
+          </w:tcPr>
+          <w:p>
+            <w:r>
+              <w:t>TOTAL CHECK</w:t>
+            </w:r>
+          </w:p>
+        </w:tc>
+        <w:tc>
+          <w:tcPr>
+            <w:tcW w:type="dxa" w:w="2880"/>
+          </w:tcPr>
+          <w:p>
+            <w:r>
+              <w:t>0 / 0</w:t>
+            </w:r>
+          </w:p>
+        </w:tc>
+        <w:tc>
+          <w:tcPr>
+            <w:tcW w:type="dxa" w:w="2880"/>
           </w:tcPr>
           <w:p>
             <w:r>
               <w:t>PASS</w:t>
             </w:r>
-          </w:p>
-        </w:tc>
-        <w:tc>
-          <w:tcPr>
-            <w:tcW w:type="dxa" w:w="3504"/>
-          </w:tcPr>
-          <w:p>
-            <w:r/>
           </w:p>
         </w:tc>
       </w:tr>
     </w:tbl>
     <w:p/>
     <w:p>
+      <w:pPr>
+        <w:pStyle w:val="Heading1"/>
+      </w:pPr>
       <w:r>
-        <w:rPr>
-          <w:b/>
-          <w:sz w:val="24"/>
-        </w:rPr>
-        <w:t>Service Quality Dimensions (SQD0–SQD8)</w:t>
+        <w:t>Service Quality Dimensions</w:t>
+      </w:r>
+    </w:p>
+    <w:p>
+      <w:pPr>
+        <w:pStyle w:val="Heading2"/>
+      </w:pPr>
+      <w:r>
+        <w:t>SQD0</w:t>
       </w:r>
     </w:p>
     <w:tbl>
       <w:tblPr>
         <w:tblStyle w:val="TableGrid"/>
         <w:tblW w:type="auto" w:w="0"/>
-        <w:jc w:val="center"/>
         <w:tblLook w:firstColumn="1" w:firstRow="1" w:lastColumn="0" w:lastRow="0" w:noHBand="0" w:noVBand="1" w:val="04A0"/>
       </w:tblPr>
       <w:tblGrid>
-        <w:gridCol w:w="1168"/>
-        <w:gridCol w:w="1168"/>
-        <w:gridCol w:w="1168"/>
-        <w:gridCol w:w="1168"/>
-        <w:gridCol w:w="1168"/>
-        <w:gridCol w:w="1168"/>
-        <w:gridCol w:w="1168"/>
-        <w:gridCol w:w="1168"/>
-        <w:gridCol w:w="1168"/>
+        <w:gridCol w:w="2880"/>
+        <w:gridCol w:w="2880"/>
+        <w:gridCol w:w="2880"/>
       </w:tblGrid>
       <w:tr>
         <w:tc>
           <w:tcPr>
-            <w:tcW w:type="dxa" w:w="1168"/>
-          </w:tcPr>
-          <w:p>
-            <w:r>
-              <w:t>SQD</w:t>
-            </w:r>
-          </w:p>
-        </w:tc>
-        <w:tc>
-          <w:tcPr>
-            <w:tcW w:type="dxa" w:w="1168"/>
-          </w:tcPr>
-          <w:p>
-            <w:r>
-              <w:t>5 – VS</w:t>
-            </w:r>
-          </w:p>
-        </w:tc>
-        <w:tc>
-          <w:tcPr>
-            <w:tcW w:type="dxa" w:w="1168"/>
-          </w:tcPr>
-          <w:p>
-            <w:r>
-              <w:t>4 – S</w:t>
-            </w:r>
-          </w:p>
-        </w:tc>
-        <w:tc>
-          <w:tcPr>
-            <w:tcW w:type="dxa" w:w="1168"/>
-          </w:tcPr>
-          <w:p>
-            <w:r>
-              <w:t>3 – Neither</w:t>
-            </w:r>
-          </w:p>
-        </w:tc>
-        <w:tc>
-          <w:tcPr>
-            <w:tcW w:type="dxa" w:w="1168"/>
-          </w:tcPr>
-          <w:p>
-            <w:r>
-              <w:t>2 – DS</w:t>
-            </w:r>
-          </w:p>
-        </w:tc>
-        <w:tc>
-          <w:tcPr>
-            <w:tcW w:type="dxa" w:w="1168"/>
-          </w:tcPr>
-          <w:p>
-            <w:r>
-              <w:t>1 – VDS</w:t>
-            </w:r>
-          </w:p>
-        </w:tc>
-        <w:tc>
-          <w:tcPr>
-            <w:tcW w:type="dxa" w:w="1168"/>
-          </w:tcPr>
-          <w:p>
-            <w:r>
-              <w:t>N/A</w:t>
-            </w:r>
-          </w:p>
-        </w:tc>
-        <w:tc>
-          <w:tcPr>
-            <w:tcW w:type="dxa" w:w="1168"/>
-          </w:tcPr>
-          <w:p>
-            <w:r>
-              <w:t>Valid</w:t>
-            </w:r>
-          </w:p>
-        </w:tc>
-        <w:tc>
-          <w:tcPr>
-            <w:tcW w:type="dxa" w:w="1168"/>
-          </w:tcPr>
-          <w:p>
-            <w:r>
-              <w:t>SQD %</w:t>
+            <w:tcW w:type="dxa" w:w="2880"/>
+          </w:tcPr>
+          <w:p>
+            <w:r>
+              <w:t>Rating</w:t>
+            </w:r>
+          </w:p>
+        </w:tc>
+        <w:tc>
+          <w:tcPr>
+            <w:tcW w:type="dxa" w:w="2880"/>
+          </w:tcPr>
+          <w:p>
+            <w:r>
+              <w:t>Frequency</w:t>
+            </w:r>
+          </w:p>
+        </w:tc>
+        <w:tc>
+          <w:tcPr>
+            <w:tcW w:type="dxa" w:w="2880"/>
+          </w:tcPr>
+          <w:p>
+            <w:r>
+              <w:t>Percentage</w:t>
             </w:r>
           </w:p>
         </w:tc>
@@ -1886,17 +1865,17 @@
       <w:tr>
         <w:tc>
           <w:tcPr>
-            <w:tcW w:type="dxa" w:w="1168"/>
-          </w:tcPr>
-          <w:p>
-            <w:r>
-              <w:t>SQD0</w:t>
-            </w:r>
-          </w:p>
-        </w:tc>
-        <w:tc>
-          <w:tcPr>
-            <w:tcW w:type="dxa" w:w="1168"/>
+            <w:tcW w:type="dxa" w:w="2880"/>
+          </w:tcPr>
+          <w:p>
+            <w:r>
+              <w:t>5 - Very Satisfactory</w:t>
+            </w:r>
+          </w:p>
+        </w:tc>
+        <w:tc>
+          <w:tcPr>
+            <w:tcW w:type="dxa" w:w="2880"/>
           </w:tcPr>
           <w:p>
             <w:r>
@@ -1906,67 +1885,7 @@
         </w:tc>
         <w:tc>
           <w:tcPr>
-            <w:tcW w:type="dxa" w:w="1168"/>
-          </w:tcPr>
-          <w:p>
-            <w:r>
-              <w:t>0</w:t>
-            </w:r>
-          </w:p>
-        </w:tc>
-        <w:tc>
-          <w:tcPr>
-            <w:tcW w:type="dxa" w:w="1168"/>
-          </w:tcPr>
-          <w:p>
-            <w:r>
-              <w:t>0</w:t>
-            </w:r>
-          </w:p>
-        </w:tc>
-        <w:tc>
-          <w:tcPr>
-            <w:tcW w:type="dxa" w:w="1168"/>
-          </w:tcPr>
-          <w:p>
-            <w:r>
-              <w:t>0</w:t>
-            </w:r>
-          </w:p>
-        </w:tc>
-        <w:tc>
-          <w:tcPr>
-            <w:tcW w:type="dxa" w:w="1168"/>
-          </w:tcPr>
-          <w:p>
-            <w:r>
-              <w:t>0</w:t>
-            </w:r>
-          </w:p>
-        </w:tc>
-        <w:tc>
-          <w:tcPr>
-            <w:tcW w:type="dxa" w:w="1168"/>
-          </w:tcPr>
-          <w:p>
-            <w:r>
-              <w:t>0</w:t>
-            </w:r>
-          </w:p>
-        </w:tc>
-        <w:tc>
-          <w:tcPr>
-            <w:tcW w:type="dxa" w:w="1168"/>
-          </w:tcPr>
-          <w:p>
-            <w:r>
-              <w:t>0</w:t>
-            </w:r>
-          </w:p>
-        </w:tc>
-        <w:tc>
-          <w:tcPr>
-            <w:tcW w:type="dxa" w:w="1168"/>
+            <w:tcW w:type="dxa" w:w="2880"/>
           </w:tcPr>
           <w:p>
             <w:r>
@@ -1978,17 +1897,17 @@
       <w:tr>
         <w:tc>
           <w:tcPr>
-            <w:tcW w:type="dxa" w:w="1168"/>
-          </w:tcPr>
-          <w:p>
-            <w:r>
-              <w:t>SQD1</w:t>
-            </w:r>
-          </w:p>
-        </w:tc>
-        <w:tc>
-          <w:tcPr>
-            <w:tcW w:type="dxa" w:w="1168"/>
+            <w:tcW w:type="dxa" w:w="2880"/>
+          </w:tcPr>
+          <w:p>
+            <w:r>
+              <w:t>4 - Satisfactory</w:t>
+            </w:r>
+          </w:p>
+        </w:tc>
+        <w:tc>
+          <w:tcPr>
+            <w:tcW w:type="dxa" w:w="2880"/>
           </w:tcPr>
           <w:p>
             <w:r>
@@ -1998,67 +1917,7 @@
         </w:tc>
         <w:tc>
           <w:tcPr>
-            <w:tcW w:type="dxa" w:w="1168"/>
-          </w:tcPr>
-          <w:p>
-            <w:r>
-              <w:t>0</w:t>
-            </w:r>
-          </w:p>
-        </w:tc>
-        <w:tc>
-          <w:tcPr>
-            <w:tcW w:type="dxa" w:w="1168"/>
-          </w:tcPr>
-          <w:p>
-            <w:r>
-              <w:t>0</w:t>
-            </w:r>
-          </w:p>
-        </w:tc>
-        <w:tc>
-          <w:tcPr>
-            <w:tcW w:type="dxa" w:w="1168"/>
-          </w:tcPr>
-          <w:p>
-            <w:r>
-              <w:t>0</w:t>
-            </w:r>
-          </w:p>
-        </w:tc>
-        <w:tc>
-          <w:tcPr>
-            <w:tcW w:type="dxa" w:w="1168"/>
-          </w:tcPr>
-          <w:p>
-            <w:r>
-              <w:t>0</w:t>
-            </w:r>
-          </w:p>
-        </w:tc>
-        <w:tc>
-          <w:tcPr>
-            <w:tcW w:type="dxa" w:w="1168"/>
-          </w:tcPr>
-          <w:p>
-            <w:r>
-              <w:t>0</w:t>
-            </w:r>
-          </w:p>
-        </w:tc>
-        <w:tc>
-          <w:tcPr>
-            <w:tcW w:type="dxa" w:w="1168"/>
-          </w:tcPr>
-          <w:p>
-            <w:r>
-              <w:t>0</w:t>
-            </w:r>
-          </w:p>
-        </w:tc>
-        <w:tc>
-          <w:tcPr>
-            <w:tcW w:type="dxa" w:w="1168"/>
+            <w:tcW w:type="dxa" w:w="2880"/>
           </w:tcPr>
           <w:p>
             <w:r>
@@ -2070,17 +1929,17 @@
       <w:tr>
         <w:tc>
           <w:tcPr>
-            <w:tcW w:type="dxa" w:w="1168"/>
-          </w:tcPr>
-          <w:p>
-            <w:r>
-              <w:t>SQD2</w:t>
-            </w:r>
-          </w:p>
-        </w:tc>
-        <w:tc>
-          <w:tcPr>
-            <w:tcW w:type="dxa" w:w="1168"/>
+            <w:tcW w:type="dxa" w:w="2880"/>
+          </w:tcPr>
+          <w:p>
+            <w:r>
+              <w:t>3 - Neither Satisfactory Nor Dissatisfactory</w:t>
+            </w:r>
+          </w:p>
+        </w:tc>
+        <w:tc>
+          <w:tcPr>
+            <w:tcW w:type="dxa" w:w="2880"/>
           </w:tcPr>
           <w:p>
             <w:r>
@@ -2090,67 +1949,7 @@
         </w:tc>
         <w:tc>
           <w:tcPr>
-            <w:tcW w:type="dxa" w:w="1168"/>
-          </w:tcPr>
-          <w:p>
-            <w:r>
-              <w:t>0</w:t>
-            </w:r>
-          </w:p>
-        </w:tc>
-        <w:tc>
-          <w:tcPr>
-            <w:tcW w:type="dxa" w:w="1168"/>
-          </w:tcPr>
-          <w:p>
-            <w:r>
-              <w:t>0</w:t>
-            </w:r>
-          </w:p>
-        </w:tc>
-        <w:tc>
-          <w:tcPr>
-            <w:tcW w:type="dxa" w:w="1168"/>
-          </w:tcPr>
-          <w:p>
-            <w:r>
-              <w:t>0</w:t>
-            </w:r>
-          </w:p>
-        </w:tc>
-        <w:tc>
-          <w:tcPr>
-            <w:tcW w:type="dxa" w:w="1168"/>
-          </w:tcPr>
-          <w:p>
-            <w:r>
-              <w:t>0</w:t>
-            </w:r>
-          </w:p>
-        </w:tc>
-        <w:tc>
-          <w:tcPr>
-            <w:tcW w:type="dxa" w:w="1168"/>
-          </w:tcPr>
-          <w:p>
-            <w:r>
-              <w:t>0</w:t>
-            </w:r>
-          </w:p>
-        </w:tc>
-        <w:tc>
-          <w:tcPr>
-            <w:tcW w:type="dxa" w:w="1168"/>
-          </w:tcPr>
-          <w:p>
-            <w:r>
-              <w:t>0</w:t>
-            </w:r>
-          </w:p>
-        </w:tc>
-        <w:tc>
-          <w:tcPr>
-            <w:tcW w:type="dxa" w:w="1168"/>
+            <w:tcW w:type="dxa" w:w="2880"/>
           </w:tcPr>
           <w:p>
             <w:r>
@@ -2162,17 +1961,17 @@
       <w:tr>
         <w:tc>
           <w:tcPr>
-            <w:tcW w:type="dxa" w:w="1168"/>
-          </w:tcPr>
-          <w:p>
-            <w:r>
-              <w:t>SQD3</w:t>
-            </w:r>
-          </w:p>
-        </w:tc>
-        <w:tc>
-          <w:tcPr>
-            <w:tcW w:type="dxa" w:w="1168"/>
+            <w:tcW w:type="dxa" w:w="2880"/>
+          </w:tcPr>
+          <w:p>
+            <w:r>
+              <w:t>2 - Dissatisfactory</w:t>
+            </w:r>
+          </w:p>
+        </w:tc>
+        <w:tc>
+          <w:tcPr>
+            <w:tcW w:type="dxa" w:w="2880"/>
           </w:tcPr>
           <w:p>
             <w:r>
@@ -2182,67 +1981,7 @@
         </w:tc>
         <w:tc>
           <w:tcPr>
-            <w:tcW w:type="dxa" w:w="1168"/>
-          </w:tcPr>
-          <w:p>
-            <w:r>
-              <w:t>0</w:t>
-            </w:r>
-          </w:p>
-        </w:tc>
-        <w:tc>
-          <w:tcPr>
-            <w:tcW w:type="dxa" w:w="1168"/>
-          </w:tcPr>
-          <w:p>
-            <w:r>
-              <w:t>0</w:t>
-            </w:r>
-          </w:p>
-        </w:tc>
-        <w:tc>
-          <w:tcPr>
-            <w:tcW w:type="dxa" w:w="1168"/>
-          </w:tcPr>
-          <w:p>
-            <w:r>
-              <w:t>0</w:t>
-            </w:r>
-          </w:p>
-        </w:tc>
-        <w:tc>
-          <w:tcPr>
-            <w:tcW w:type="dxa" w:w="1168"/>
-          </w:tcPr>
-          <w:p>
-            <w:r>
-              <w:t>0</w:t>
-            </w:r>
-          </w:p>
-        </w:tc>
-        <w:tc>
-          <w:tcPr>
-            <w:tcW w:type="dxa" w:w="1168"/>
-          </w:tcPr>
-          <w:p>
-            <w:r>
-              <w:t>0</w:t>
-            </w:r>
-          </w:p>
-        </w:tc>
-        <w:tc>
-          <w:tcPr>
-            <w:tcW w:type="dxa" w:w="1168"/>
-          </w:tcPr>
-          <w:p>
-            <w:r>
-              <w:t>0</w:t>
-            </w:r>
-          </w:p>
-        </w:tc>
-        <w:tc>
-          <w:tcPr>
-            <w:tcW w:type="dxa" w:w="1168"/>
+            <w:tcW w:type="dxa" w:w="2880"/>
           </w:tcPr>
           <w:p>
             <w:r>
@@ -2254,17 +1993,17 @@
       <w:tr>
         <w:tc>
           <w:tcPr>
-            <w:tcW w:type="dxa" w:w="1168"/>
-          </w:tcPr>
-          <w:p>
-            <w:r>
-              <w:t>SQD4</w:t>
-            </w:r>
-          </w:p>
-        </w:tc>
-        <w:tc>
-          <w:tcPr>
-            <w:tcW w:type="dxa" w:w="1168"/>
+            <w:tcW w:type="dxa" w:w="2880"/>
+          </w:tcPr>
+          <w:p>
+            <w:r>
+              <w:t>1 - Very Dissatisfactory</w:t>
+            </w:r>
+          </w:p>
+        </w:tc>
+        <w:tc>
+          <w:tcPr>
+            <w:tcW w:type="dxa" w:w="2880"/>
           </w:tcPr>
           <w:p>
             <w:r>
@@ -2274,67 +2013,7 @@
         </w:tc>
         <w:tc>
           <w:tcPr>
-            <w:tcW w:type="dxa" w:w="1168"/>
-          </w:tcPr>
-          <w:p>
-            <w:r>
-              <w:t>0</w:t>
-            </w:r>
-          </w:p>
-        </w:tc>
-        <w:tc>
-          <w:tcPr>
-            <w:tcW w:type="dxa" w:w="1168"/>
-          </w:tcPr>
-          <w:p>
-            <w:r>
-              <w:t>0</w:t>
-            </w:r>
-          </w:p>
-        </w:tc>
-        <w:tc>
-          <w:tcPr>
-            <w:tcW w:type="dxa" w:w="1168"/>
-          </w:tcPr>
-          <w:p>
-            <w:r>
-              <w:t>0</w:t>
-            </w:r>
-          </w:p>
-        </w:tc>
-        <w:tc>
-          <w:tcPr>
-            <w:tcW w:type="dxa" w:w="1168"/>
-          </w:tcPr>
-          <w:p>
-            <w:r>
-              <w:t>0</w:t>
-            </w:r>
-          </w:p>
-        </w:tc>
-        <w:tc>
-          <w:tcPr>
-            <w:tcW w:type="dxa" w:w="1168"/>
-          </w:tcPr>
-          <w:p>
-            <w:r>
-              <w:t>0</w:t>
-            </w:r>
-          </w:p>
-        </w:tc>
-        <w:tc>
-          <w:tcPr>
-            <w:tcW w:type="dxa" w:w="1168"/>
-          </w:tcPr>
-          <w:p>
-            <w:r>
-              <w:t>0</w:t>
-            </w:r>
-          </w:p>
-        </w:tc>
-        <w:tc>
-          <w:tcPr>
-            <w:tcW w:type="dxa" w:w="1168"/>
+            <w:tcW w:type="dxa" w:w="2880"/>
           </w:tcPr>
           <w:p>
             <w:r>
@@ -2346,17 +2025,17 @@
       <w:tr>
         <w:tc>
           <w:tcPr>
-            <w:tcW w:type="dxa" w:w="1168"/>
-          </w:tcPr>
-          <w:p>
-            <w:r>
-              <w:t>SQD5</w:t>
-            </w:r>
-          </w:p>
-        </w:tc>
-        <w:tc>
-          <w:tcPr>
-            <w:tcW w:type="dxa" w:w="1168"/>
+            <w:tcW w:type="dxa" w:w="2880"/>
+          </w:tcPr>
+          <w:p>
+            <w:r>
+              <w:t>N/A</w:t>
+            </w:r>
+          </w:p>
+        </w:tc>
+        <w:tc>
+          <w:tcPr>
+            <w:tcW w:type="dxa" w:w="2880"/>
           </w:tcPr>
           <w:p>
             <w:r>
@@ -2366,67 +2045,7 @@
         </w:tc>
         <w:tc>
           <w:tcPr>
-            <w:tcW w:type="dxa" w:w="1168"/>
-          </w:tcPr>
-          <w:p>
-            <w:r>
-              <w:t>0</w:t>
-            </w:r>
-          </w:p>
-        </w:tc>
-        <w:tc>
-          <w:tcPr>
-            <w:tcW w:type="dxa" w:w="1168"/>
-          </w:tcPr>
-          <w:p>
-            <w:r>
-              <w:t>0</w:t>
-            </w:r>
-          </w:p>
-        </w:tc>
-        <w:tc>
-          <w:tcPr>
-            <w:tcW w:type="dxa" w:w="1168"/>
-          </w:tcPr>
-          <w:p>
-            <w:r>
-              <w:t>0</w:t>
-            </w:r>
-          </w:p>
-        </w:tc>
-        <w:tc>
-          <w:tcPr>
-            <w:tcW w:type="dxa" w:w="1168"/>
-          </w:tcPr>
-          <w:p>
-            <w:r>
-              <w:t>0</w:t>
-            </w:r>
-          </w:p>
-        </w:tc>
-        <w:tc>
-          <w:tcPr>
-            <w:tcW w:type="dxa" w:w="1168"/>
-          </w:tcPr>
-          <w:p>
-            <w:r>
-              <w:t>0</w:t>
-            </w:r>
-          </w:p>
-        </w:tc>
-        <w:tc>
-          <w:tcPr>
-            <w:tcW w:type="dxa" w:w="1168"/>
-          </w:tcPr>
-          <w:p>
-            <w:r>
-              <w:t>0</w:t>
-            </w:r>
-          </w:p>
-        </w:tc>
-        <w:tc>
-          <w:tcPr>
-            <w:tcW w:type="dxa" w:w="1168"/>
+            <w:tcW w:type="dxa" w:w="2880"/>
           </w:tcPr>
           <w:p>
             <w:r>
@@ -2438,17 +2057,17 @@
       <w:tr>
         <w:tc>
           <w:tcPr>
-            <w:tcW w:type="dxa" w:w="1168"/>
-          </w:tcPr>
-          <w:p>
-            <w:r>
-              <w:t>SQD6</w:t>
-            </w:r>
-          </w:p>
-        </w:tc>
-        <w:tc>
-          <w:tcPr>
-            <w:tcW w:type="dxa" w:w="1168"/>
+            <w:tcW w:type="dxa" w:w="2880"/>
+          </w:tcPr>
+          <w:p>
+            <w:r>
+              <w:t>TOTAL RESPONDENTS</w:t>
+            </w:r>
+          </w:p>
+        </w:tc>
+        <w:tc>
+          <w:tcPr>
+            <w:tcW w:type="dxa" w:w="2880"/>
           </w:tcPr>
           <w:p>
             <w:r>
@@ -2458,71 +2077,11 @@
         </w:tc>
         <w:tc>
           <w:tcPr>
-            <w:tcW w:type="dxa" w:w="1168"/>
-          </w:tcPr>
-          <w:p>
-            <w:r>
-              <w:t>0</w:t>
-            </w:r>
-          </w:p>
-        </w:tc>
-        <w:tc>
-          <w:tcPr>
-            <w:tcW w:type="dxa" w:w="1168"/>
-          </w:tcPr>
-          <w:p>
-            <w:r>
-              <w:t>0</w:t>
-            </w:r>
-          </w:p>
-        </w:tc>
-        <w:tc>
-          <w:tcPr>
-            <w:tcW w:type="dxa" w:w="1168"/>
-          </w:tcPr>
-          <w:p>
-            <w:r>
-              <w:t>0</w:t>
-            </w:r>
-          </w:p>
-        </w:tc>
-        <w:tc>
-          <w:tcPr>
-            <w:tcW w:type="dxa" w:w="1168"/>
-          </w:tcPr>
-          <w:p>
-            <w:r>
-              <w:t>0</w:t>
-            </w:r>
-          </w:p>
-        </w:tc>
-        <w:tc>
-          <w:tcPr>
-            <w:tcW w:type="dxa" w:w="1168"/>
-          </w:tcPr>
-          <w:p>
-            <w:r>
-              <w:t>0</w:t>
-            </w:r>
-          </w:p>
-        </w:tc>
-        <w:tc>
-          <w:tcPr>
-            <w:tcW w:type="dxa" w:w="1168"/>
-          </w:tcPr>
-          <w:p>
-            <w:r>
-              <w:t>0</w:t>
-            </w:r>
-          </w:p>
-        </w:tc>
-        <w:tc>
-          <w:tcPr>
-            <w:tcW w:type="dxa" w:w="1168"/>
-          </w:tcPr>
-          <w:p>
-            <w:r>
-              <w:t>N/A</w:t>
+            <w:tcW w:type="dxa" w:w="2880"/>
+          </w:tcPr>
+          <w:p>
+            <w:r>
+              <w:t>100.00%</w:t>
             </w:r>
           </w:p>
         </w:tc>
@@ -2530,87 +2089,27 @@
       <w:tr>
         <w:tc>
           <w:tcPr>
-            <w:tcW w:type="dxa" w:w="1168"/>
-          </w:tcPr>
-          <w:p>
-            <w:r>
-              <w:t>SQD7</w:t>
-            </w:r>
-          </w:p>
-        </w:tc>
-        <w:tc>
-          <w:tcPr>
-            <w:tcW w:type="dxa" w:w="1168"/>
-          </w:tcPr>
-          <w:p>
-            <w:r>
-              <w:t>0</w:t>
-            </w:r>
-          </w:p>
-        </w:tc>
-        <w:tc>
-          <w:tcPr>
-            <w:tcW w:type="dxa" w:w="1168"/>
-          </w:tcPr>
-          <w:p>
-            <w:r>
-              <w:t>0</w:t>
-            </w:r>
-          </w:p>
-        </w:tc>
-        <w:tc>
-          <w:tcPr>
-            <w:tcW w:type="dxa" w:w="1168"/>
-          </w:tcPr>
-          <w:p>
-            <w:r>
-              <w:t>0</w:t>
-            </w:r>
-          </w:p>
-        </w:tc>
-        <w:tc>
-          <w:tcPr>
-            <w:tcW w:type="dxa" w:w="1168"/>
-          </w:tcPr>
-          <w:p>
-            <w:r>
-              <w:t>0</w:t>
-            </w:r>
-          </w:p>
-        </w:tc>
-        <w:tc>
-          <w:tcPr>
-            <w:tcW w:type="dxa" w:w="1168"/>
-          </w:tcPr>
-          <w:p>
-            <w:r>
-              <w:t>0</w:t>
-            </w:r>
-          </w:p>
-        </w:tc>
-        <w:tc>
-          <w:tcPr>
-            <w:tcW w:type="dxa" w:w="1168"/>
-          </w:tcPr>
-          <w:p>
-            <w:r>
-              <w:t>0</w:t>
-            </w:r>
-          </w:p>
-        </w:tc>
-        <w:tc>
-          <w:tcPr>
-            <w:tcW w:type="dxa" w:w="1168"/>
-          </w:tcPr>
-          <w:p>
-            <w:r>
-              <w:t>0</w:t>
-            </w:r>
-          </w:p>
-        </w:tc>
-        <w:tc>
-          <w:tcPr>
-            <w:tcW w:type="dxa" w:w="1168"/>
+            <w:tcW w:type="dxa" w:w="2880"/>
+          </w:tcPr>
+          <w:p>
+            <w:r>
+              <w:t>AVERAGE PERCENTAGE</w:t>
+            </w:r>
+          </w:p>
+        </w:tc>
+        <w:tc>
+          <w:tcPr>
+            <w:tcW w:type="dxa" w:w="2880"/>
+          </w:tcPr>
+          <w:p>
+            <w:r>
+              <w:t>N/A</w:t>
+            </w:r>
+          </w:p>
+        </w:tc>
+        <w:tc>
+          <w:tcPr>
+            <w:tcW w:type="dxa" w:w="2880"/>
           </w:tcPr>
           <w:p>
             <w:r>
@@ -2622,17 +2121,132 @@
       <w:tr>
         <w:tc>
           <w:tcPr>
-            <w:tcW w:type="dxa" w:w="1168"/>
-          </w:tcPr>
-          <w:p>
-            <w:r>
-              <w:t>SQD8</w:t>
-            </w:r>
-          </w:p>
-        </w:tc>
-        <w:tc>
-          <w:tcPr>
-            <w:tcW w:type="dxa" w:w="1168"/>
+            <w:tcW w:type="dxa" w:w="2880"/>
+          </w:tcPr>
+          <w:p>
+            <w:r>
+              <w:t>INTERPRETATION</w:t>
+            </w:r>
+          </w:p>
+        </w:tc>
+        <w:tc>
+          <w:tcPr>
+            <w:tcW w:type="dxa" w:w="2880"/>
+          </w:tcPr>
+          <w:p>
+            <w:r>
+              <w:t>N/A</w:t>
+            </w:r>
+          </w:p>
+        </w:tc>
+        <w:tc>
+          <w:tcPr>
+            <w:tcW w:type="dxa" w:w="2880"/>
+          </w:tcPr>
+          <w:p>
+            <w:r/>
+          </w:p>
+        </w:tc>
+      </w:tr>
+      <w:tr>
+        <w:tc>
+          <w:tcPr>
+            <w:tcW w:type="dxa" w:w="2880"/>
+          </w:tcPr>
+          <w:p>
+            <w:r>
+              <w:t>TOTAL CHECK</w:t>
+            </w:r>
+          </w:p>
+        </w:tc>
+        <w:tc>
+          <w:tcPr>
+            <w:tcW w:type="dxa" w:w="2880"/>
+          </w:tcPr>
+          <w:p>
+            <w:r>
+              <w:t>0 / 0</w:t>
+            </w:r>
+          </w:p>
+        </w:tc>
+        <w:tc>
+          <w:tcPr>
+            <w:tcW w:type="dxa" w:w="2880"/>
+          </w:tcPr>
+          <w:p>
+            <w:r>
+              <w:t>PASS</w:t>
+            </w:r>
+          </w:p>
+        </w:tc>
+      </w:tr>
+    </w:tbl>
+    <w:p/>
+    <w:p>
+      <w:pPr>
+        <w:pStyle w:val="Heading2"/>
+      </w:pPr>
+      <w:r>
+        <w:t>SQD1</w:t>
+      </w:r>
+    </w:p>
+    <w:tbl>
+      <w:tblPr>
+        <w:tblStyle w:val="TableGrid"/>
+        <w:tblW w:type="auto" w:w="0"/>
+        <w:tblLook w:firstColumn="1" w:firstRow="1" w:lastColumn="0" w:lastRow="0" w:noHBand="0" w:noVBand="1" w:val="04A0"/>
+      </w:tblPr>
+      <w:tblGrid>
+        <w:gridCol w:w="2880"/>
+        <w:gridCol w:w="2880"/>
+        <w:gridCol w:w="2880"/>
+      </w:tblGrid>
+      <w:tr>
+        <w:tc>
+          <w:tcPr>
+            <w:tcW w:type="dxa" w:w="2880"/>
+          </w:tcPr>
+          <w:p>
+            <w:r>
+              <w:t>Rating</w:t>
+            </w:r>
+          </w:p>
+        </w:tc>
+        <w:tc>
+          <w:tcPr>
+            <w:tcW w:type="dxa" w:w="2880"/>
+          </w:tcPr>
+          <w:p>
+            <w:r>
+              <w:t>Frequency</w:t>
+            </w:r>
+          </w:p>
+        </w:tc>
+        <w:tc>
+          <w:tcPr>
+            <w:tcW w:type="dxa" w:w="2880"/>
+          </w:tcPr>
+          <w:p>
+            <w:r>
+              <w:t>Percentage</w:t>
+            </w:r>
+          </w:p>
+        </w:tc>
+      </w:tr>
+      <w:tr>
+        <w:tc>
+          <w:tcPr>
+            <w:tcW w:type="dxa" w:w="2880"/>
+          </w:tcPr>
+          <w:p>
+            <w:r>
+              <w:t>5 - Very Satisfactory</w:t>
+            </w:r>
+          </w:p>
+        </w:tc>
+        <w:tc>
+          <w:tcPr>
+            <w:tcW w:type="dxa" w:w="2880"/>
           </w:tcPr>
           <w:p>
             <w:r>
@@ -2642,7 +2256,29 @@
         </w:tc>
         <w:tc>
           <w:tcPr>
-            <w:tcW w:type="dxa" w:w="1168"/>
+            <w:tcW w:type="dxa" w:w="2880"/>
+          </w:tcPr>
+          <w:p>
+            <w:r>
+              <w:t>N/A</w:t>
+            </w:r>
+          </w:p>
+        </w:tc>
+      </w:tr>
+      <w:tr>
+        <w:tc>
+          <w:tcPr>
+            <w:tcW w:type="dxa" w:w="2880"/>
+          </w:tcPr>
+          <w:p>
+            <w:r>
+              <w:t>4 - Satisfactory</w:t>
+            </w:r>
+          </w:p>
+        </w:tc>
+        <w:tc>
+          <w:tcPr>
+            <w:tcW w:type="dxa" w:w="2880"/>
           </w:tcPr>
           <w:p>
             <w:r>
@@ -2652,7 +2288,29 @@
         </w:tc>
         <w:tc>
           <w:tcPr>
-            <w:tcW w:type="dxa" w:w="1168"/>
+            <w:tcW w:type="dxa" w:w="2880"/>
+          </w:tcPr>
+          <w:p>
+            <w:r>
+              <w:t>N/A</w:t>
+            </w:r>
+          </w:p>
+        </w:tc>
+      </w:tr>
+      <w:tr>
+        <w:tc>
+          <w:tcPr>
+            <w:tcW w:type="dxa" w:w="2880"/>
+          </w:tcPr>
+          <w:p>
+            <w:r>
+              <w:t>3 - Neither Satisfactory Nor Dissatisfactory</w:t>
+            </w:r>
+          </w:p>
+        </w:tc>
+        <w:tc>
+          <w:tcPr>
+            <w:tcW w:type="dxa" w:w="2880"/>
           </w:tcPr>
           <w:p>
             <w:r>
@@ -2662,7 +2320,29 @@
         </w:tc>
         <w:tc>
           <w:tcPr>
-            <w:tcW w:type="dxa" w:w="1168"/>
+            <w:tcW w:type="dxa" w:w="2880"/>
+          </w:tcPr>
+          <w:p>
+            <w:r>
+              <w:t>N/A</w:t>
+            </w:r>
+          </w:p>
+        </w:tc>
+      </w:tr>
+      <w:tr>
+        <w:tc>
+          <w:tcPr>
+            <w:tcW w:type="dxa" w:w="2880"/>
+          </w:tcPr>
+          <w:p>
+            <w:r>
+              <w:t>2 - Dissatisfactory</w:t>
+            </w:r>
+          </w:p>
+        </w:tc>
+        <w:tc>
+          <w:tcPr>
+            <w:tcW w:type="dxa" w:w="2880"/>
           </w:tcPr>
           <w:p>
             <w:r>
@@ -2672,7 +2352,29 @@
         </w:tc>
         <w:tc>
           <w:tcPr>
-            <w:tcW w:type="dxa" w:w="1168"/>
+            <w:tcW w:type="dxa" w:w="2880"/>
+          </w:tcPr>
+          <w:p>
+            <w:r>
+              <w:t>N/A</w:t>
+            </w:r>
+          </w:p>
+        </w:tc>
+      </w:tr>
+      <w:tr>
+        <w:tc>
+          <w:tcPr>
+            <w:tcW w:type="dxa" w:w="2880"/>
+          </w:tcPr>
+          <w:p>
+            <w:r>
+              <w:t>1 - Very Dissatisfactory</w:t>
+            </w:r>
+          </w:p>
+        </w:tc>
+        <w:tc>
+          <w:tcPr>
+            <w:tcW w:type="dxa" w:w="2880"/>
           </w:tcPr>
           <w:p>
             <w:r>
@@ -2682,7 +2384,29 @@
         </w:tc>
         <w:tc>
           <w:tcPr>
-            <w:tcW w:type="dxa" w:w="1168"/>
+            <w:tcW w:type="dxa" w:w="2880"/>
+          </w:tcPr>
+          <w:p>
+            <w:r>
+              <w:t>N/A</w:t>
+            </w:r>
+          </w:p>
+        </w:tc>
+      </w:tr>
+      <w:tr>
+        <w:tc>
+          <w:tcPr>
+            <w:tcW w:type="dxa" w:w="2880"/>
+          </w:tcPr>
+          <w:p>
+            <w:r>
+              <w:t>N/A</w:t>
+            </w:r>
+          </w:p>
+        </w:tc>
+        <w:tc>
+          <w:tcPr>
+            <w:tcW w:type="dxa" w:w="2880"/>
           </w:tcPr>
           <w:p>
             <w:r>
@@ -2692,7 +2416,29 @@
         </w:tc>
         <w:tc>
           <w:tcPr>
-            <w:tcW w:type="dxa" w:w="1168"/>
+            <w:tcW w:type="dxa" w:w="2880"/>
+          </w:tcPr>
+          <w:p>
+            <w:r>
+              <w:t>N/A</w:t>
+            </w:r>
+          </w:p>
+        </w:tc>
+      </w:tr>
+      <w:tr>
+        <w:tc>
+          <w:tcPr>
+            <w:tcW w:type="dxa" w:w="2880"/>
+          </w:tcPr>
+          <w:p>
+            <w:r>
+              <w:t>TOTAL RESPONDENTS</w:t>
+            </w:r>
+          </w:p>
+        </w:tc>
+        <w:tc>
+          <w:tcPr>
+            <w:tcW w:type="dxa" w:w="2880"/>
           </w:tcPr>
           <w:p>
             <w:r>
@@ -2702,11 +2448,2702 @@
         </w:tc>
         <w:tc>
           <w:tcPr>
-            <w:tcW w:type="dxa" w:w="1168"/>
+            <w:tcW w:type="dxa" w:w="2880"/>
+          </w:tcPr>
+          <w:p>
+            <w:r>
+              <w:t>100.00%</w:t>
+            </w:r>
+          </w:p>
+        </w:tc>
+      </w:tr>
+      <w:tr>
+        <w:tc>
+          <w:tcPr>
+            <w:tcW w:type="dxa" w:w="2880"/>
+          </w:tcPr>
+          <w:p>
+            <w:r>
+              <w:t>AVERAGE PERCENTAGE</w:t>
+            </w:r>
+          </w:p>
+        </w:tc>
+        <w:tc>
+          <w:tcPr>
+            <w:tcW w:type="dxa" w:w="2880"/>
           </w:tcPr>
           <w:p>
             <w:r>
               <w:t>N/A</w:t>
+            </w:r>
+          </w:p>
+        </w:tc>
+        <w:tc>
+          <w:tcPr>
+            <w:tcW w:type="dxa" w:w="2880"/>
+          </w:tcPr>
+          <w:p>
+            <w:r>
+              <w:t>N/A</w:t>
+            </w:r>
+          </w:p>
+        </w:tc>
+      </w:tr>
+      <w:tr>
+        <w:tc>
+          <w:tcPr>
+            <w:tcW w:type="dxa" w:w="2880"/>
+          </w:tcPr>
+          <w:p>
+            <w:r>
+              <w:t>INTERPRETATION</w:t>
+            </w:r>
+          </w:p>
+        </w:tc>
+        <w:tc>
+          <w:tcPr>
+            <w:tcW w:type="dxa" w:w="2880"/>
+          </w:tcPr>
+          <w:p>
+            <w:r>
+              <w:t>N/A</w:t>
+            </w:r>
+          </w:p>
+        </w:tc>
+        <w:tc>
+          <w:tcPr>
+            <w:tcW w:type="dxa" w:w="2880"/>
+          </w:tcPr>
+          <w:p>
+            <w:r/>
+          </w:p>
+        </w:tc>
+      </w:tr>
+      <w:tr>
+        <w:tc>
+          <w:tcPr>
+            <w:tcW w:type="dxa" w:w="2880"/>
+          </w:tcPr>
+          <w:p>
+            <w:r>
+              <w:t>TOTAL CHECK</w:t>
+            </w:r>
+          </w:p>
+        </w:tc>
+        <w:tc>
+          <w:tcPr>
+            <w:tcW w:type="dxa" w:w="2880"/>
+          </w:tcPr>
+          <w:p>
+            <w:r>
+              <w:t>0 / 0</w:t>
+            </w:r>
+          </w:p>
+        </w:tc>
+        <w:tc>
+          <w:tcPr>
+            <w:tcW w:type="dxa" w:w="2880"/>
+          </w:tcPr>
+          <w:p>
+            <w:r>
+              <w:t>PASS</w:t>
+            </w:r>
+          </w:p>
+        </w:tc>
+      </w:tr>
+    </w:tbl>
+    <w:p/>
+    <w:p>
+      <w:pPr>
+        <w:pStyle w:val="Heading2"/>
+      </w:pPr>
+      <w:r>
+        <w:t>SQD2</w:t>
+      </w:r>
+    </w:p>
+    <w:tbl>
+      <w:tblPr>
+        <w:tblStyle w:val="TableGrid"/>
+        <w:tblW w:type="auto" w:w="0"/>
+        <w:tblLook w:firstColumn="1" w:firstRow="1" w:lastColumn="0" w:lastRow="0" w:noHBand="0" w:noVBand="1" w:val="04A0"/>
+      </w:tblPr>
+      <w:tblGrid>
+        <w:gridCol w:w="2880"/>
+        <w:gridCol w:w="2880"/>
+        <w:gridCol w:w="2880"/>
+      </w:tblGrid>
+      <w:tr>
+        <w:tc>
+          <w:tcPr>
+            <w:tcW w:type="dxa" w:w="2880"/>
+          </w:tcPr>
+          <w:p>
+            <w:r>
+              <w:t>Rating</w:t>
+            </w:r>
+          </w:p>
+        </w:tc>
+        <w:tc>
+          <w:tcPr>
+            <w:tcW w:type="dxa" w:w="2880"/>
+          </w:tcPr>
+          <w:p>
+            <w:r>
+              <w:t>Frequency</w:t>
+            </w:r>
+          </w:p>
+        </w:tc>
+        <w:tc>
+          <w:tcPr>
+            <w:tcW w:type="dxa" w:w="2880"/>
+          </w:tcPr>
+          <w:p>
+            <w:r>
+              <w:t>Percentage</w:t>
+            </w:r>
+          </w:p>
+        </w:tc>
+      </w:tr>
+      <w:tr>
+        <w:tc>
+          <w:tcPr>
+            <w:tcW w:type="dxa" w:w="2880"/>
+          </w:tcPr>
+          <w:p>
+            <w:r>
+              <w:t>5 - Very Satisfactory</w:t>
+            </w:r>
+          </w:p>
+        </w:tc>
+        <w:tc>
+          <w:tcPr>
+            <w:tcW w:type="dxa" w:w="2880"/>
+          </w:tcPr>
+          <w:p>
+            <w:r>
+              <w:t>0</w:t>
+            </w:r>
+          </w:p>
+        </w:tc>
+        <w:tc>
+          <w:tcPr>
+            <w:tcW w:type="dxa" w:w="2880"/>
+          </w:tcPr>
+          <w:p>
+            <w:r>
+              <w:t>N/A</w:t>
+            </w:r>
+          </w:p>
+        </w:tc>
+      </w:tr>
+      <w:tr>
+        <w:tc>
+          <w:tcPr>
+            <w:tcW w:type="dxa" w:w="2880"/>
+          </w:tcPr>
+          <w:p>
+            <w:r>
+              <w:t>4 - Satisfactory</w:t>
+            </w:r>
+          </w:p>
+        </w:tc>
+        <w:tc>
+          <w:tcPr>
+            <w:tcW w:type="dxa" w:w="2880"/>
+          </w:tcPr>
+          <w:p>
+            <w:r>
+              <w:t>0</w:t>
+            </w:r>
+          </w:p>
+        </w:tc>
+        <w:tc>
+          <w:tcPr>
+            <w:tcW w:type="dxa" w:w="2880"/>
+          </w:tcPr>
+          <w:p>
+            <w:r>
+              <w:t>N/A</w:t>
+            </w:r>
+          </w:p>
+        </w:tc>
+      </w:tr>
+      <w:tr>
+        <w:tc>
+          <w:tcPr>
+            <w:tcW w:type="dxa" w:w="2880"/>
+          </w:tcPr>
+          <w:p>
+            <w:r>
+              <w:t>3 - Neither Satisfactory Nor Dissatisfactory</w:t>
+            </w:r>
+          </w:p>
+        </w:tc>
+        <w:tc>
+          <w:tcPr>
+            <w:tcW w:type="dxa" w:w="2880"/>
+          </w:tcPr>
+          <w:p>
+            <w:r>
+              <w:t>0</w:t>
+            </w:r>
+          </w:p>
+        </w:tc>
+        <w:tc>
+          <w:tcPr>
+            <w:tcW w:type="dxa" w:w="2880"/>
+          </w:tcPr>
+          <w:p>
+            <w:r>
+              <w:t>N/A</w:t>
+            </w:r>
+          </w:p>
+        </w:tc>
+      </w:tr>
+      <w:tr>
+        <w:tc>
+          <w:tcPr>
+            <w:tcW w:type="dxa" w:w="2880"/>
+          </w:tcPr>
+          <w:p>
+            <w:r>
+              <w:t>2 - Dissatisfactory</w:t>
+            </w:r>
+          </w:p>
+        </w:tc>
+        <w:tc>
+          <w:tcPr>
+            <w:tcW w:type="dxa" w:w="2880"/>
+          </w:tcPr>
+          <w:p>
+            <w:r>
+              <w:t>0</w:t>
+            </w:r>
+          </w:p>
+        </w:tc>
+        <w:tc>
+          <w:tcPr>
+            <w:tcW w:type="dxa" w:w="2880"/>
+          </w:tcPr>
+          <w:p>
+            <w:r>
+              <w:t>N/A</w:t>
+            </w:r>
+          </w:p>
+        </w:tc>
+      </w:tr>
+      <w:tr>
+        <w:tc>
+          <w:tcPr>
+            <w:tcW w:type="dxa" w:w="2880"/>
+          </w:tcPr>
+          <w:p>
+            <w:r>
+              <w:t>1 - Very Dissatisfactory</w:t>
+            </w:r>
+          </w:p>
+        </w:tc>
+        <w:tc>
+          <w:tcPr>
+            <w:tcW w:type="dxa" w:w="2880"/>
+          </w:tcPr>
+          <w:p>
+            <w:r>
+              <w:t>0</w:t>
+            </w:r>
+          </w:p>
+        </w:tc>
+        <w:tc>
+          <w:tcPr>
+            <w:tcW w:type="dxa" w:w="2880"/>
+          </w:tcPr>
+          <w:p>
+            <w:r>
+              <w:t>N/A</w:t>
+            </w:r>
+          </w:p>
+        </w:tc>
+      </w:tr>
+      <w:tr>
+        <w:tc>
+          <w:tcPr>
+            <w:tcW w:type="dxa" w:w="2880"/>
+          </w:tcPr>
+          <w:p>
+            <w:r>
+              <w:t>N/A</w:t>
+            </w:r>
+          </w:p>
+        </w:tc>
+        <w:tc>
+          <w:tcPr>
+            <w:tcW w:type="dxa" w:w="2880"/>
+          </w:tcPr>
+          <w:p>
+            <w:r>
+              <w:t>0</w:t>
+            </w:r>
+          </w:p>
+        </w:tc>
+        <w:tc>
+          <w:tcPr>
+            <w:tcW w:type="dxa" w:w="2880"/>
+          </w:tcPr>
+          <w:p>
+            <w:r>
+              <w:t>N/A</w:t>
+            </w:r>
+          </w:p>
+        </w:tc>
+      </w:tr>
+      <w:tr>
+        <w:tc>
+          <w:tcPr>
+            <w:tcW w:type="dxa" w:w="2880"/>
+          </w:tcPr>
+          <w:p>
+            <w:r>
+              <w:t>TOTAL RESPONDENTS</w:t>
+            </w:r>
+          </w:p>
+        </w:tc>
+        <w:tc>
+          <w:tcPr>
+            <w:tcW w:type="dxa" w:w="2880"/>
+          </w:tcPr>
+          <w:p>
+            <w:r>
+              <w:t>0</w:t>
+            </w:r>
+          </w:p>
+        </w:tc>
+        <w:tc>
+          <w:tcPr>
+            <w:tcW w:type="dxa" w:w="2880"/>
+          </w:tcPr>
+          <w:p>
+            <w:r>
+              <w:t>100.00%</w:t>
+            </w:r>
+          </w:p>
+        </w:tc>
+      </w:tr>
+      <w:tr>
+        <w:tc>
+          <w:tcPr>
+            <w:tcW w:type="dxa" w:w="2880"/>
+          </w:tcPr>
+          <w:p>
+            <w:r>
+              <w:t>AVERAGE PERCENTAGE</w:t>
+            </w:r>
+          </w:p>
+        </w:tc>
+        <w:tc>
+          <w:tcPr>
+            <w:tcW w:type="dxa" w:w="2880"/>
+          </w:tcPr>
+          <w:p>
+            <w:r>
+              <w:t>N/A</w:t>
+            </w:r>
+          </w:p>
+        </w:tc>
+        <w:tc>
+          <w:tcPr>
+            <w:tcW w:type="dxa" w:w="2880"/>
+          </w:tcPr>
+          <w:p>
+            <w:r>
+              <w:t>N/A</w:t>
+            </w:r>
+          </w:p>
+        </w:tc>
+      </w:tr>
+      <w:tr>
+        <w:tc>
+          <w:tcPr>
+            <w:tcW w:type="dxa" w:w="2880"/>
+          </w:tcPr>
+          <w:p>
+            <w:r>
+              <w:t>INTERPRETATION</w:t>
+            </w:r>
+          </w:p>
+        </w:tc>
+        <w:tc>
+          <w:tcPr>
+            <w:tcW w:type="dxa" w:w="2880"/>
+          </w:tcPr>
+          <w:p>
+            <w:r>
+              <w:t>N/A</w:t>
+            </w:r>
+          </w:p>
+        </w:tc>
+        <w:tc>
+          <w:tcPr>
+            <w:tcW w:type="dxa" w:w="2880"/>
+          </w:tcPr>
+          <w:p>
+            <w:r/>
+          </w:p>
+        </w:tc>
+      </w:tr>
+      <w:tr>
+        <w:tc>
+          <w:tcPr>
+            <w:tcW w:type="dxa" w:w="2880"/>
+          </w:tcPr>
+          <w:p>
+            <w:r>
+              <w:t>TOTAL CHECK</w:t>
+            </w:r>
+          </w:p>
+        </w:tc>
+        <w:tc>
+          <w:tcPr>
+            <w:tcW w:type="dxa" w:w="2880"/>
+          </w:tcPr>
+          <w:p>
+            <w:r>
+              <w:t>0 / 0</w:t>
+            </w:r>
+          </w:p>
+        </w:tc>
+        <w:tc>
+          <w:tcPr>
+            <w:tcW w:type="dxa" w:w="2880"/>
+          </w:tcPr>
+          <w:p>
+            <w:r>
+              <w:t>PASS</w:t>
+            </w:r>
+          </w:p>
+        </w:tc>
+      </w:tr>
+    </w:tbl>
+    <w:p/>
+    <w:p>
+      <w:pPr>
+        <w:pStyle w:val="Heading2"/>
+      </w:pPr>
+      <w:r>
+        <w:t>SQD3</w:t>
+      </w:r>
+    </w:p>
+    <w:tbl>
+      <w:tblPr>
+        <w:tblStyle w:val="TableGrid"/>
+        <w:tblW w:type="auto" w:w="0"/>
+        <w:tblLook w:firstColumn="1" w:firstRow="1" w:lastColumn="0" w:lastRow="0" w:noHBand="0" w:noVBand="1" w:val="04A0"/>
+      </w:tblPr>
+      <w:tblGrid>
+        <w:gridCol w:w="2880"/>
+        <w:gridCol w:w="2880"/>
+        <w:gridCol w:w="2880"/>
+      </w:tblGrid>
+      <w:tr>
+        <w:tc>
+          <w:tcPr>
+            <w:tcW w:type="dxa" w:w="2880"/>
+          </w:tcPr>
+          <w:p>
+            <w:r>
+              <w:t>Rating</w:t>
+            </w:r>
+          </w:p>
+        </w:tc>
+        <w:tc>
+          <w:tcPr>
+            <w:tcW w:type="dxa" w:w="2880"/>
+          </w:tcPr>
+          <w:p>
+            <w:r>
+              <w:t>Frequency</w:t>
+            </w:r>
+          </w:p>
+        </w:tc>
+        <w:tc>
+          <w:tcPr>
+            <w:tcW w:type="dxa" w:w="2880"/>
+          </w:tcPr>
+          <w:p>
+            <w:r>
+              <w:t>Percentage</w:t>
+            </w:r>
+          </w:p>
+        </w:tc>
+      </w:tr>
+      <w:tr>
+        <w:tc>
+          <w:tcPr>
+            <w:tcW w:type="dxa" w:w="2880"/>
+          </w:tcPr>
+          <w:p>
+            <w:r>
+              <w:t>5 - Very Satisfactory</w:t>
+            </w:r>
+          </w:p>
+        </w:tc>
+        <w:tc>
+          <w:tcPr>
+            <w:tcW w:type="dxa" w:w="2880"/>
+          </w:tcPr>
+          <w:p>
+            <w:r>
+              <w:t>0</w:t>
+            </w:r>
+          </w:p>
+        </w:tc>
+        <w:tc>
+          <w:tcPr>
+            <w:tcW w:type="dxa" w:w="2880"/>
+          </w:tcPr>
+          <w:p>
+            <w:r>
+              <w:t>N/A</w:t>
+            </w:r>
+          </w:p>
+        </w:tc>
+      </w:tr>
+      <w:tr>
+        <w:tc>
+          <w:tcPr>
+            <w:tcW w:type="dxa" w:w="2880"/>
+          </w:tcPr>
+          <w:p>
+            <w:r>
+              <w:t>4 - Satisfactory</w:t>
+            </w:r>
+          </w:p>
+        </w:tc>
+        <w:tc>
+          <w:tcPr>
+            <w:tcW w:type="dxa" w:w="2880"/>
+          </w:tcPr>
+          <w:p>
+            <w:r>
+              <w:t>0</w:t>
+            </w:r>
+          </w:p>
+        </w:tc>
+        <w:tc>
+          <w:tcPr>
+            <w:tcW w:type="dxa" w:w="2880"/>
+          </w:tcPr>
+          <w:p>
+            <w:r>
+              <w:t>N/A</w:t>
+            </w:r>
+          </w:p>
+        </w:tc>
+      </w:tr>
+      <w:tr>
+        <w:tc>
+          <w:tcPr>
+            <w:tcW w:type="dxa" w:w="2880"/>
+          </w:tcPr>
+          <w:p>
+            <w:r>
+              <w:t>3 - Neither Satisfactory Nor Dissatisfactory</w:t>
+            </w:r>
+          </w:p>
+        </w:tc>
+        <w:tc>
+          <w:tcPr>
+            <w:tcW w:type="dxa" w:w="2880"/>
+          </w:tcPr>
+          <w:p>
+            <w:r>
+              <w:t>0</w:t>
+            </w:r>
+          </w:p>
+        </w:tc>
+        <w:tc>
+          <w:tcPr>
+            <w:tcW w:type="dxa" w:w="2880"/>
+          </w:tcPr>
+          <w:p>
+            <w:r>
+              <w:t>N/A</w:t>
+            </w:r>
+          </w:p>
+        </w:tc>
+      </w:tr>
+      <w:tr>
+        <w:tc>
+          <w:tcPr>
+            <w:tcW w:type="dxa" w:w="2880"/>
+          </w:tcPr>
+          <w:p>
+            <w:r>
+              <w:t>2 - Dissatisfactory</w:t>
+            </w:r>
+          </w:p>
+        </w:tc>
+        <w:tc>
+          <w:tcPr>
+            <w:tcW w:type="dxa" w:w="2880"/>
+          </w:tcPr>
+          <w:p>
+            <w:r>
+              <w:t>0</w:t>
+            </w:r>
+          </w:p>
+        </w:tc>
+        <w:tc>
+          <w:tcPr>
+            <w:tcW w:type="dxa" w:w="2880"/>
+          </w:tcPr>
+          <w:p>
+            <w:r>
+              <w:t>N/A</w:t>
+            </w:r>
+          </w:p>
+        </w:tc>
+      </w:tr>
+      <w:tr>
+        <w:tc>
+          <w:tcPr>
+            <w:tcW w:type="dxa" w:w="2880"/>
+          </w:tcPr>
+          <w:p>
+            <w:r>
+              <w:t>1 - Very Dissatisfactory</w:t>
+            </w:r>
+          </w:p>
+        </w:tc>
+        <w:tc>
+          <w:tcPr>
+            <w:tcW w:type="dxa" w:w="2880"/>
+          </w:tcPr>
+          <w:p>
+            <w:r>
+              <w:t>0</w:t>
+            </w:r>
+          </w:p>
+        </w:tc>
+        <w:tc>
+          <w:tcPr>
+            <w:tcW w:type="dxa" w:w="2880"/>
+          </w:tcPr>
+          <w:p>
+            <w:r>
+              <w:t>N/A</w:t>
+            </w:r>
+          </w:p>
+        </w:tc>
+      </w:tr>
+      <w:tr>
+        <w:tc>
+          <w:tcPr>
+            <w:tcW w:type="dxa" w:w="2880"/>
+          </w:tcPr>
+          <w:p>
+            <w:r>
+              <w:t>N/A</w:t>
+            </w:r>
+          </w:p>
+        </w:tc>
+        <w:tc>
+          <w:tcPr>
+            <w:tcW w:type="dxa" w:w="2880"/>
+          </w:tcPr>
+          <w:p>
+            <w:r>
+              <w:t>0</w:t>
+            </w:r>
+          </w:p>
+        </w:tc>
+        <w:tc>
+          <w:tcPr>
+            <w:tcW w:type="dxa" w:w="2880"/>
+          </w:tcPr>
+          <w:p>
+            <w:r>
+              <w:t>N/A</w:t>
+            </w:r>
+          </w:p>
+        </w:tc>
+      </w:tr>
+      <w:tr>
+        <w:tc>
+          <w:tcPr>
+            <w:tcW w:type="dxa" w:w="2880"/>
+          </w:tcPr>
+          <w:p>
+            <w:r>
+              <w:t>TOTAL RESPONDENTS</w:t>
+            </w:r>
+          </w:p>
+        </w:tc>
+        <w:tc>
+          <w:tcPr>
+            <w:tcW w:type="dxa" w:w="2880"/>
+          </w:tcPr>
+          <w:p>
+            <w:r>
+              <w:t>0</w:t>
+            </w:r>
+          </w:p>
+        </w:tc>
+        <w:tc>
+          <w:tcPr>
+            <w:tcW w:type="dxa" w:w="2880"/>
+          </w:tcPr>
+          <w:p>
+            <w:r>
+              <w:t>100.00%</w:t>
+            </w:r>
+          </w:p>
+        </w:tc>
+      </w:tr>
+      <w:tr>
+        <w:tc>
+          <w:tcPr>
+            <w:tcW w:type="dxa" w:w="2880"/>
+          </w:tcPr>
+          <w:p>
+            <w:r>
+              <w:t>AVERAGE PERCENTAGE</w:t>
+            </w:r>
+          </w:p>
+        </w:tc>
+        <w:tc>
+          <w:tcPr>
+            <w:tcW w:type="dxa" w:w="2880"/>
+          </w:tcPr>
+          <w:p>
+            <w:r>
+              <w:t>N/A</w:t>
+            </w:r>
+          </w:p>
+        </w:tc>
+        <w:tc>
+          <w:tcPr>
+            <w:tcW w:type="dxa" w:w="2880"/>
+          </w:tcPr>
+          <w:p>
+            <w:r>
+              <w:t>N/A</w:t>
+            </w:r>
+          </w:p>
+        </w:tc>
+      </w:tr>
+      <w:tr>
+        <w:tc>
+          <w:tcPr>
+            <w:tcW w:type="dxa" w:w="2880"/>
+          </w:tcPr>
+          <w:p>
+            <w:r>
+              <w:t>INTERPRETATION</w:t>
+            </w:r>
+          </w:p>
+        </w:tc>
+        <w:tc>
+          <w:tcPr>
+            <w:tcW w:type="dxa" w:w="2880"/>
+          </w:tcPr>
+          <w:p>
+            <w:r>
+              <w:t>N/A</w:t>
+            </w:r>
+          </w:p>
+        </w:tc>
+        <w:tc>
+          <w:tcPr>
+            <w:tcW w:type="dxa" w:w="2880"/>
+          </w:tcPr>
+          <w:p>
+            <w:r/>
+          </w:p>
+        </w:tc>
+      </w:tr>
+      <w:tr>
+        <w:tc>
+          <w:tcPr>
+            <w:tcW w:type="dxa" w:w="2880"/>
+          </w:tcPr>
+          <w:p>
+            <w:r>
+              <w:t>TOTAL CHECK</w:t>
+            </w:r>
+          </w:p>
+        </w:tc>
+        <w:tc>
+          <w:tcPr>
+            <w:tcW w:type="dxa" w:w="2880"/>
+          </w:tcPr>
+          <w:p>
+            <w:r>
+              <w:t>0 / 0</w:t>
+            </w:r>
+          </w:p>
+        </w:tc>
+        <w:tc>
+          <w:tcPr>
+            <w:tcW w:type="dxa" w:w="2880"/>
+          </w:tcPr>
+          <w:p>
+            <w:r>
+              <w:t>PASS</w:t>
+            </w:r>
+          </w:p>
+        </w:tc>
+      </w:tr>
+    </w:tbl>
+    <w:p/>
+    <w:p>
+      <w:pPr>
+        <w:pStyle w:val="Heading2"/>
+      </w:pPr>
+      <w:r>
+        <w:t>SQD4</w:t>
+      </w:r>
+    </w:p>
+    <w:tbl>
+      <w:tblPr>
+        <w:tblStyle w:val="TableGrid"/>
+        <w:tblW w:type="auto" w:w="0"/>
+        <w:tblLook w:firstColumn="1" w:firstRow="1" w:lastColumn="0" w:lastRow="0" w:noHBand="0" w:noVBand="1" w:val="04A0"/>
+      </w:tblPr>
+      <w:tblGrid>
+        <w:gridCol w:w="2880"/>
+        <w:gridCol w:w="2880"/>
+        <w:gridCol w:w="2880"/>
+      </w:tblGrid>
+      <w:tr>
+        <w:tc>
+          <w:tcPr>
+            <w:tcW w:type="dxa" w:w="2880"/>
+          </w:tcPr>
+          <w:p>
+            <w:r>
+              <w:t>Rating</w:t>
+            </w:r>
+          </w:p>
+        </w:tc>
+        <w:tc>
+          <w:tcPr>
+            <w:tcW w:type="dxa" w:w="2880"/>
+          </w:tcPr>
+          <w:p>
+            <w:r>
+              <w:t>Frequency</w:t>
+            </w:r>
+          </w:p>
+        </w:tc>
+        <w:tc>
+          <w:tcPr>
+            <w:tcW w:type="dxa" w:w="2880"/>
+          </w:tcPr>
+          <w:p>
+            <w:r>
+              <w:t>Percentage</w:t>
+            </w:r>
+          </w:p>
+        </w:tc>
+      </w:tr>
+      <w:tr>
+        <w:tc>
+          <w:tcPr>
+            <w:tcW w:type="dxa" w:w="2880"/>
+          </w:tcPr>
+          <w:p>
+            <w:r>
+              <w:t>5 - Very Satisfactory</w:t>
+            </w:r>
+          </w:p>
+        </w:tc>
+        <w:tc>
+          <w:tcPr>
+            <w:tcW w:type="dxa" w:w="2880"/>
+          </w:tcPr>
+          <w:p>
+            <w:r>
+              <w:t>0</w:t>
+            </w:r>
+          </w:p>
+        </w:tc>
+        <w:tc>
+          <w:tcPr>
+            <w:tcW w:type="dxa" w:w="2880"/>
+          </w:tcPr>
+          <w:p>
+            <w:r>
+              <w:t>N/A</w:t>
+            </w:r>
+          </w:p>
+        </w:tc>
+      </w:tr>
+      <w:tr>
+        <w:tc>
+          <w:tcPr>
+            <w:tcW w:type="dxa" w:w="2880"/>
+          </w:tcPr>
+          <w:p>
+            <w:r>
+              <w:t>4 - Satisfactory</w:t>
+            </w:r>
+          </w:p>
+        </w:tc>
+        <w:tc>
+          <w:tcPr>
+            <w:tcW w:type="dxa" w:w="2880"/>
+          </w:tcPr>
+          <w:p>
+            <w:r>
+              <w:t>0</w:t>
+            </w:r>
+          </w:p>
+        </w:tc>
+        <w:tc>
+          <w:tcPr>
+            <w:tcW w:type="dxa" w:w="2880"/>
+          </w:tcPr>
+          <w:p>
+            <w:r>
+              <w:t>N/A</w:t>
+            </w:r>
+          </w:p>
+        </w:tc>
+      </w:tr>
+      <w:tr>
+        <w:tc>
+          <w:tcPr>
+            <w:tcW w:type="dxa" w:w="2880"/>
+          </w:tcPr>
+          <w:p>
+            <w:r>
+              <w:t>3 - Neither Satisfactory Nor Dissatisfactory</w:t>
+            </w:r>
+          </w:p>
+        </w:tc>
+        <w:tc>
+          <w:tcPr>
+            <w:tcW w:type="dxa" w:w="2880"/>
+          </w:tcPr>
+          <w:p>
+            <w:r>
+              <w:t>0</w:t>
+            </w:r>
+          </w:p>
+        </w:tc>
+        <w:tc>
+          <w:tcPr>
+            <w:tcW w:type="dxa" w:w="2880"/>
+          </w:tcPr>
+          <w:p>
+            <w:r>
+              <w:t>N/A</w:t>
+            </w:r>
+          </w:p>
+        </w:tc>
+      </w:tr>
+      <w:tr>
+        <w:tc>
+          <w:tcPr>
+            <w:tcW w:type="dxa" w:w="2880"/>
+          </w:tcPr>
+          <w:p>
+            <w:r>
+              <w:t>2 - Dissatisfactory</w:t>
+            </w:r>
+          </w:p>
+        </w:tc>
+        <w:tc>
+          <w:tcPr>
+            <w:tcW w:type="dxa" w:w="2880"/>
+          </w:tcPr>
+          <w:p>
+            <w:r>
+              <w:t>0</w:t>
+            </w:r>
+          </w:p>
+        </w:tc>
+        <w:tc>
+          <w:tcPr>
+            <w:tcW w:type="dxa" w:w="2880"/>
+          </w:tcPr>
+          <w:p>
+            <w:r>
+              <w:t>N/A</w:t>
+            </w:r>
+          </w:p>
+        </w:tc>
+      </w:tr>
+      <w:tr>
+        <w:tc>
+          <w:tcPr>
+            <w:tcW w:type="dxa" w:w="2880"/>
+          </w:tcPr>
+          <w:p>
+            <w:r>
+              <w:t>1 - Very Dissatisfactory</w:t>
+            </w:r>
+          </w:p>
+        </w:tc>
+        <w:tc>
+          <w:tcPr>
+            <w:tcW w:type="dxa" w:w="2880"/>
+          </w:tcPr>
+          <w:p>
+            <w:r>
+              <w:t>0</w:t>
+            </w:r>
+          </w:p>
+        </w:tc>
+        <w:tc>
+          <w:tcPr>
+            <w:tcW w:type="dxa" w:w="2880"/>
+          </w:tcPr>
+          <w:p>
+            <w:r>
+              <w:t>N/A</w:t>
+            </w:r>
+          </w:p>
+        </w:tc>
+      </w:tr>
+      <w:tr>
+        <w:tc>
+          <w:tcPr>
+            <w:tcW w:type="dxa" w:w="2880"/>
+          </w:tcPr>
+          <w:p>
+            <w:r>
+              <w:t>N/A</w:t>
+            </w:r>
+          </w:p>
+        </w:tc>
+        <w:tc>
+          <w:tcPr>
+            <w:tcW w:type="dxa" w:w="2880"/>
+          </w:tcPr>
+          <w:p>
+            <w:r>
+              <w:t>0</w:t>
+            </w:r>
+          </w:p>
+        </w:tc>
+        <w:tc>
+          <w:tcPr>
+            <w:tcW w:type="dxa" w:w="2880"/>
+          </w:tcPr>
+          <w:p>
+            <w:r>
+              <w:t>N/A</w:t>
+            </w:r>
+          </w:p>
+        </w:tc>
+      </w:tr>
+      <w:tr>
+        <w:tc>
+          <w:tcPr>
+            <w:tcW w:type="dxa" w:w="2880"/>
+          </w:tcPr>
+          <w:p>
+            <w:r>
+              <w:t>TOTAL RESPONDENTS</w:t>
+            </w:r>
+          </w:p>
+        </w:tc>
+        <w:tc>
+          <w:tcPr>
+            <w:tcW w:type="dxa" w:w="2880"/>
+          </w:tcPr>
+          <w:p>
+            <w:r>
+              <w:t>0</w:t>
+            </w:r>
+          </w:p>
+        </w:tc>
+        <w:tc>
+          <w:tcPr>
+            <w:tcW w:type="dxa" w:w="2880"/>
+          </w:tcPr>
+          <w:p>
+            <w:r>
+              <w:t>100.00%</w:t>
+            </w:r>
+          </w:p>
+        </w:tc>
+      </w:tr>
+      <w:tr>
+        <w:tc>
+          <w:tcPr>
+            <w:tcW w:type="dxa" w:w="2880"/>
+          </w:tcPr>
+          <w:p>
+            <w:r>
+              <w:t>AVERAGE PERCENTAGE</w:t>
+            </w:r>
+          </w:p>
+        </w:tc>
+        <w:tc>
+          <w:tcPr>
+            <w:tcW w:type="dxa" w:w="2880"/>
+          </w:tcPr>
+          <w:p>
+            <w:r>
+              <w:t>N/A</w:t>
+            </w:r>
+          </w:p>
+        </w:tc>
+        <w:tc>
+          <w:tcPr>
+            <w:tcW w:type="dxa" w:w="2880"/>
+          </w:tcPr>
+          <w:p>
+            <w:r>
+              <w:t>N/A</w:t>
+            </w:r>
+          </w:p>
+        </w:tc>
+      </w:tr>
+      <w:tr>
+        <w:tc>
+          <w:tcPr>
+            <w:tcW w:type="dxa" w:w="2880"/>
+          </w:tcPr>
+          <w:p>
+            <w:r>
+              <w:t>INTERPRETATION</w:t>
+            </w:r>
+          </w:p>
+        </w:tc>
+        <w:tc>
+          <w:tcPr>
+            <w:tcW w:type="dxa" w:w="2880"/>
+          </w:tcPr>
+          <w:p>
+            <w:r>
+              <w:t>N/A</w:t>
+            </w:r>
+          </w:p>
+        </w:tc>
+        <w:tc>
+          <w:tcPr>
+            <w:tcW w:type="dxa" w:w="2880"/>
+          </w:tcPr>
+          <w:p>
+            <w:r/>
+          </w:p>
+        </w:tc>
+      </w:tr>
+      <w:tr>
+        <w:tc>
+          <w:tcPr>
+            <w:tcW w:type="dxa" w:w="2880"/>
+          </w:tcPr>
+          <w:p>
+            <w:r>
+              <w:t>TOTAL CHECK</w:t>
+            </w:r>
+          </w:p>
+        </w:tc>
+        <w:tc>
+          <w:tcPr>
+            <w:tcW w:type="dxa" w:w="2880"/>
+          </w:tcPr>
+          <w:p>
+            <w:r>
+              <w:t>0 / 0</w:t>
+            </w:r>
+          </w:p>
+        </w:tc>
+        <w:tc>
+          <w:tcPr>
+            <w:tcW w:type="dxa" w:w="2880"/>
+          </w:tcPr>
+          <w:p>
+            <w:r>
+              <w:t>PASS</w:t>
+            </w:r>
+          </w:p>
+        </w:tc>
+      </w:tr>
+    </w:tbl>
+    <w:p/>
+    <w:p>
+      <w:pPr>
+        <w:pStyle w:val="Heading2"/>
+      </w:pPr>
+      <w:r>
+        <w:t>SQD5</w:t>
+      </w:r>
+    </w:p>
+    <w:tbl>
+      <w:tblPr>
+        <w:tblStyle w:val="TableGrid"/>
+        <w:tblW w:type="auto" w:w="0"/>
+        <w:tblLook w:firstColumn="1" w:firstRow="1" w:lastColumn="0" w:lastRow="0" w:noHBand="0" w:noVBand="1" w:val="04A0"/>
+      </w:tblPr>
+      <w:tblGrid>
+        <w:gridCol w:w="2880"/>
+        <w:gridCol w:w="2880"/>
+        <w:gridCol w:w="2880"/>
+      </w:tblGrid>
+      <w:tr>
+        <w:tc>
+          <w:tcPr>
+            <w:tcW w:type="dxa" w:w="2880"/>
+          </w:tcPr>
+          <w:p>
+            <w:r>
+              <w:t>Rating</w:t>
+            </w:r>
+          </w:p>
+        </w:tc>
+        <w:tc>
+          <w:tcPr>
+            <w:tcW w:type="dxa" w:w="2880"/>
+          </w:tcPr>
+          <w:p>
+            <w:r>
+              <w:t>Frequency</w:t>
+            </w:r>
+          </w:p>
+        </w:tc>
+        <w:tc>
+          <w:tcPr>
+            <w:tcW w:type="dxa" w:w="2880"/>
+          </w:tcPr>
+          <w:p>
+            <w:r>
+              <w:t>Percentage</w:t>
+            </w:r>
+          </w:p>
+        </w:tc>
+      </w:tr>
+      <w:tr>
+        <w:tc>
+          <w:tcPr>
+            <w:tcW w:type="dxa" w:w="2880"/>
+          </w:tcPr>
+          <w:p>
+            <w:r>
+              <w:t>5 - Very Satisfactory</w:t>
+            </w:r>
+          </w:p>
+        </w:tc>
+        <w:tc>
+          <w:tcPr>
+            <w:tcW w:type="dxa" w:w="2880"/>
+          </w:tcPr>
+          <w:p>
+            <w:r>
+              <w:t>0</w:t>
+            </w:r>
+          </w:p>
+        </w:tc>
+        <w:tc>
+          <w:tcPr>
+            <w:tcW w:type="dxa" w:w="2880"/>
+          </w:tcPr>
+          <w:p>
+            <w:r>
+              <w:t>N/A</w:t>
+            </w:r>
+          </w:p>
+        </w:tc>
+      </w:tr>
+      <w:tr>
+        <w:tc>
+          <w:tcPr>
+            <w:tcW w:type="dxa" w:w="2880"/>
+          </w:tcPr>
+          <w:p>
+            <w:r>
+              <w:t>4 - Satisfactory</w:t>
+            </w:r>
+          </w:p>
+        </w:tc>
+        <w:tc>
+          <w:tcPr>
+            <w:tcW w:type="dxa" w:w="2880"/>
+          </w:tcPr>
+          <w:p>
+            <w:r>
+              <w:t>0</w:t>
+            </w:r>
+          </w:p>
+        </w:tc>
+        <w:tc>
+          <w:tcPr>
+            <w:tcW w:type="dxa" w:w="2880"/>
+          </w:tcPr>
+          <w:p>
+            <w:r>
+              <w:t>N/A</w:t>
+            </w:r>
+          </w:p>
+        </w:tc>
+      </w:tr>
+      <w:tr>
+        <w:tc>
+          <w:tcPr>
+            <w:tcW w:type="dxa" w:w="2880"/>
+          </w:tcPr>
+          <w:p>
+            <w:r>
+              <w:t>3 - Neither Satisfactory Nor Dissatisfactory</w:t>
+            </w:r>
+          </w:p>
+        </w:tc>
+        <w:tc>
+          <w:tcPr>
+            <w:tcW w:type="dxa" w:w="2880"/>
+          </w:tcPr>
+          <w:p>
+            <w:r>
+              <w:t>0</w:t>
+            </w:r>
+          </w:p>
+        </w:tc>
+        <w:tc>
+          <w:tcPr>
+            <w:tcW w:type="dxa" w:w="2880"/>
+          </w:tcPr>
+          <w:p>
+            <w:r>
+              <w:t>N/A</w:t>
+            </w:r>
+          </w:p>
+        </w:tc>
+      </w:tr>
+      <w:tr>
+        <w:tc>
+          <w:tcPr>
+            <w:tcW w:type="dxa" w:w="2880"/>
+          </w:tcPr>
+          <w:p>
+            <w:r>
+              <w:t>2 - Dissatisfactory</w:t>
+            </w:r>
+          </w:p>
+        </w:tc>
+        <w:tc>
+          <w:tcPr>
+            <w:tcW w:type="dxa" w:w="2880"/>
+          </w:tcPr>
+          <w:p>
+            <w:r>
+              <w:t>0</w:t>
+            </w:r>
+          </w:p>
+        </w:tc>
+        <w:tc>
+          <w:tcPr>
+            <w:tcW w:type="dxa" w:w="2880"/>
+          </w:tcPr>
+          <w:p>
+            <w:r>
+              <w:t>N/A</w:t>
+            </w:r>
+          </w:p>
+        </w:tc>
+      </w:tr>
+      <w:tr>
+        <w:tc>
+          <w:tcPr>
+            <w:tcW w:type="dxa" w:w="2880"/>
+          </w:tcPr>
+          <w:p>
+            <w:r>
+              <w:t>1 - Very Dissatisfactory</w:t>
+            </w:r>
+          </w:p>
+        </w:tc>
+        <w:tc>
+          <w:tcPr>
+            <w:tcW w:type="dxa" w:w="2880"/>
+          </w:tcPr>
+          <w:p>
+            <w:r>
+              <w:t>0</w:t>
+            </w:r>
+          </w:p>
+        </w:tc>
+        <w:tc>
+          <w:tcPr>
+            <w:tcW w:type="dxa" w:w="2880"/>
+          </w:tcPr>
+          <w:p>
+            <w:r>
+              <w:t>N/A</w:t>
+            </w:r>
+          </w:p>
+        </w:tc>
+      </w:tr>
+      <w:tr>
+        <w:tc>
+          <w:tcPr>
+            <w:tcW w:type="dxa" w:w="2880"/>
+          </w:tcPr>
+          <w:p>
+            <w:r>
+              <w:t>N/A</w:t>
+            </w:r>
+          </w:p>
+        </w:tc>
+        <w:tc>
+          <w:tcPr>
+            <w:tcW w:type="dxa" w:w="2880"/>
+          </w:tcPr>
+          <w:p>
+            <w:r>
+              <w:t>0</w:t>
+            </w:r>
+          </w:p>
+        </w:tc>
+        <w:tc>
+          <w:tcPr>
+            <w:tcW w:type="dxa" w:w="2880"/>
+          </w:tcPr>
+          <w:p>
+            <w:r>
+              <w:t>N/A</w:t>
+            </w:r>
+          </w:p>
+        </w:tc>
+      </w:tr>
+      <w:tr>
+        <w:tc>
+          <w:tcPr>
+            <w:tcW w:type="dxa" w:w="2880"/>
+          </w:tcPr>
+          <w:p>
+            <w:r>
+              <w:t>TOTAL RESPONDENTS</w:t>
+            </w:r>
+          </w:p>
+        </w:tc>
+        <w:tc>
+          <w:tcPr>
+            <w:tcW w:type="dxa" w:w="2880"/>
+          </w:tcPr>
+          <w:p>
+            <w:r>
+              <w:t>0</w:t>
+            </w:r>
+          </w:p>
+        </w:tc>
+        <w:tc>
+          <w:tcPr>
+            <w:tcW w:type="dxa" w:w="2880"/>
+          </w:tcPr>
+          <w:p>
+            <w:r>
+              <w:t>100.00%</w:t>
+            </w:r>
+          </w:p>
+        </w:tc>
+      </w:tr>
+      <w:tr>
+        <w:tc>
+          <w:tcPr>
+            <w:tcW w:type="dxa" w:w="2880"/>
+          </w:tcPr>
+          <w:p>
+            <w:r>
+              <w:t>AVERAGE PERCENTAGE</w:t>
+            </w:r>
+          </w:p>
+        </w:tc>
+        <w:tc>
+          <w:tcPr>
+            <w:tcW w:type="dxa" w:w="2880"/>
+          </w:tcPr>
+          <w:p>
+            <w:r>
+              <w:t>N/A</w:t>
+            </w:r>
+          </w:p>
+        </w:tc>
+        <w:tc>
+          <w:tcPr>
+            <w:tcW w:type="dxa" w:w="2880"/>
+          </w:tcPr>
+          <w:p>
+            <w:r>
+              <w:t>N/A</w:t>
+            </w:r>
+          </w:p>
+        </w:tc>
+      </w:tr>
+      <w:tr>
+        <w:tc>
+          <w:tcPr>
+            <w:tcW w:type="dxa" w:w="2880"/>
+          </w:tcPr>
+          <w:p>
+            <w:r>
+              <w:t>INTERPRETATION</w:t>
+            </w:r>
+          </w:p>
+        </w:tc>
+        <w:tc>
+          <w:tcPr>
+            <w:tcW w:type="dxa" w:w="2880"/>
+          </w:tcPr>
+          <w:p>
+            <w:r>
+              <w:t>N/A</w:t>
+            </w:r>
+          </w:p>
+        </w:tc>
+        <w:tc>
+          <w:tcPr>
+            <w:tcW w:type="dxa" w:w="2880"/>
+          </w:tcPr>
+          <w:p>
+            <w:r/>
+          </w:p>
+        </w:tc>
+      </w:tr>
+      <w:tr>
+        <w:tc>
+          <w:tcPr>
+            <w:tcW w:type="dxa" w:w="2880"/>
+          </w:tcPr>
+          <w:p>
+            <w:r>
+              <w:t>TOTAL CHECK</w:t>
+            </w:r>
+          </w:p>
+        </w:tc>
+        <w:tc>
+          <w:tcPr>
+            <w:tcW w:type="dxa" w:w="2880"/>
+          </w:tcPr>
+          <w:p>
+            <w:r>
+              <w:t>0 / 0</w:t>
+            </w:r>
+          </w:p>
+        </w:tc>
+        <w:tc>
+          <w:tcPr>
+            <w:tcW w:type="dxa" w:w="2880"/>
+          </w:tcPr>
+          <w:p>
+            <w:r>
+              <w:t>PASS</w:t>
+            </w:r>
+          </w:p>
+        </w:tc>
+      </w:tr>
+    </w:tbl>
+    <w:p/>
+    <w:p>
+      <w:pPr>
+        <w:pStyle w:val="Heading2"/>
+      </w:pPr>
+      <w:r>
+        <w:t>SQD6</w:t>
+      </w:r>
+    </w:p>
+    <w:tbl>
+      <w:tblPr>
+        <w:tblStyle w:val="TableGrid"/>
+        <w:tblW w:type="auto" w:w="0"/>
+        <w:tblLook w:firstColumn="1" w:firstRow="1" w:lastColumn="0" w:lastRow="0" w:noHBand="0" w:noVBand="1" w:val="04A0"/>
+      </w:tblPr>
+      <w:tblGrid>
+        <w:gridCol w:w="2880"/>
+        <w:gridCol w:w="2880"/>
+        <w:gridCol w:w="2880"/>
+      </w:tblGrid>
+      <w:tr>
+        <w:tc>
+          <w:tcPr>
+            <w:tcW w:type="dxa" w:w="2880"/>
+          </w:tcPr>
+          <w:p>
+            <w:r>
+              <w:t>Rating</w:t>
+            </w:r>
+          </w:p>
+        </w:tc>
+        <w:tc>
+          <w:tcPr>
+            <w:tcW w:type="dxa" w:w="2880"/>
+          </w:tcPr>
+          <w:p>
+            <w:r>
+              <w:t>Frequency</w:t>
+            </w:r>
+          </w:p>
+        </w:tc>
+        <w:tc>
+          <w:tcPr>
+            <w:tcW w:type="dxa" w:w="2880"/>
+          </w:tcPr>
+          <w:p>
+            <w:r>
+              <w:t>Percentage</w:t>
+            </w:r>
+          </w:p>
+        </w:tc>
+      </w:tr>
+      <w:tr>
+        <w:tc>
+          <w:tcPr>
+            <w:tcW w:type="dxa" w:w="2880"/>
+          </w:tcPr>
+          <w:p>
+            <w:r>
+              <w:t>5 - Very Satisfactory</w:t>
+            </w:r>
+          </w:p>
+        </w:tc>
+        <w:tc>
+          <w:tcPr>
+            <w:tcW w:type="dxa" w:w="2880"/>
+          </w:tcPr>
+          <w:p>
+            <w:r>
+              <w:t>0</w:t>
+            </w:r>
+          </w:p>
+        </w:tc>
+        <w:tc>
+          <w:tcPr>
+            <w:tcW w:type="dxa" w:w="2880"/>
+          </w:tcPr>
+          <w:p>
+            <w:r>
+              <w:t>N/A</w:t>
+            </w:r>
+          </w:p>
+        </w:tc>
+      </w:tr>
+      <w:tr>
+        <w:tc>
+          <w:tcPr>
+            <w:tcW w:type="dxa" w:w="2880"/>
+          </w:tcPr>
+          <w:p>
+            <w:r>
+              <w:t>4 - Satisfactory</w:t>
+            </w:r>
+          </w:p>
+        </w:tc>
+        <w:tc>
+          <w:tcPr>
+            <w:tcW w:type="dxa" w:w="2880"/>
+          </w:tcPr>
+          <w:p>
+            <w:r>
+              <w:t>0</w:t>
+            </w:r>
+          </w:p>
+        </w:tc>
+        <w:tc>
+          <w:tcPr>
+            <w:tcW w:type="dxa" w:w="2880"/>
+          </w:tcPr>
+          <w:p>
+            <w:r>
+              <w:t>N/A</w:t>
+            </w:r>
+          </w:p>
+        </w:tc>
+      </w:tr>
+      <w:tr>
+        <w:tc>
+          <w:tcPr>
+            <w:tcW w:type="dxa" w:w="2880"/>
+          </w:tcPr>
+          <w:p>
+            <w:r>
+              <w:t>3 - Neither Satisfactory Nor Dissatisfactory</w:t>
+            </w:r>
+          </w:p>
+        </w:tc>
+        <w:tc>
+          <w:tcPr>
+            <w:tcW w:type="dxa" w:w="2880"/>
+          </w:tcPr>
+          <w:p>
+            <w:r>
+              <w:t>0</w:t>
+            </w:r>
+          </w:p>
+        </w:tc>
+        <w:tc>
+          <w:tcPr>
+            <w:tcW w:type="dxa" w:w="2880"/>
+          </w:tcPr>
+          <w:p>
+            <w:r>
+              <w:t>N/A</w:t>
+            </w:r>
+          </w:p>
+        </w:tc>
+      </w:tr>
+      <w:tr>
+        <w:tc>
+          <w:tcPr>
+            <w:tcW w:type="dxa" w:w="2880"/>
+          </w:tcPr>
+          <w:p>
+            <w:r>
+              <w:t>2 - Dissatisfactory</w:t>
+            </w:r>
+          </w:p>
+        </w:tc>
+        <w:tc>
+          <w:tcPr>
+            <w:tcW w:type="dxa" w:w="2880"/>
+          </w:tcPr>
+          <w:p>
+            <w:r>
+              <w:t>0</w:t>
+            </w:r>
+          </w:p>
+        </w:tc>
+        <w:tc>
+          <w:tcPr>
+            <w:tcW w:type="dxa" w:w="2880"/>
+          </w:tcPr>
+          <w:p>
+            <w:r>
+              <w:t>N/A</w:t>
+            </w:r>
+          </w:p>
+        </w:tc>
+      </w:tr>
+      <w:tr>
+        <w:tc>
+          <w:tcPr>
+            <w:tcW w:type="dxa" w:w="2880"/>
+          </w:tcPr>
+          <w:p>
+            <w:r>
+              <w:t>1 - Very Dissatisfactory</w:t>
+            </w:r>
+          </w:p>
+        </w:tc>
+        <w:tc>
+          <w:tcPr>
+            <w:tcW w:type="dxa" w:w="2880"/>
+          </w:tcPr>
+          <w:p>
+            <w:r>
+              <w:t>0</w:t>
+            </w:r>
+          </w:p>
+        </w:tc>
+        <w:tc>
+          <w:tcPr>
+            <w:tcW w:type="dxa" w:w="2880"/>
+          </w:tcPr>
+          <w:p>
+            <w:r>
+              <w:t>N/A</w:t>
+            </w:r>
+          </w:p>
+        </w:tc>
+      </w:tr>
+      <w:tr>
+        <w:tc>
+          <w:tcPr>
+            <w:tcW w:type="dxa" w:w="2880"/>
+          </w:tcPr>
+          <w:p>
+            <w:r>
+              <w:t>N/A</w:t>
+            </w:r>
+          </w:p>
+        </w:tc>
+        <w:tc>
+          <w:tcPr>
+            <w:tcW w:type="dxa" w:w="2880"/>
+          </w:tcPr>
+          <w:p>
+            <w:r>
+              <w:t>0</w:t>
+            </w:r>
+          </w:p>
+        </w:tc>
+        <w:tc>
+          <w:tcPr>
+            <w:tcW w:type="dxa" w:w="2880"/>
+          </w:tcPr>
+          <w:p>
+            <w:r>
+              <w:t>N/A</w:t>
+            </w:r>
+          </w:p>
+        </w:tc>
+      </w:tr>
+      <w:tr>
+        <w:tc>
+          <w:tcPr>
+            <w:tcW w:type="dxa" w:w="2880"/>
+          </w:tcPr>
+          <w:p>
+            <w:r>
+              <w:t>TOTAL RESPONDENTS</w:t>
+            </w:r>
+          </w:p>
+        </w:tc>
+        <w:tc>
+          <w:tcPr>
+            <w:tcW w:type="dxa" w:w="2880"/>
+          </w:tcPr>
+          <w:p>
+            <w:r>
+              <w:t>0</w:t>
+            </w:r>
+          </w:p>
+        </w:tc>
+        <w:tc>
+          <w:tcPr>
+            <w:tcW w:type="dxa" w:w="2880"/>
+          </w:tcPr>
+          <w:p>
+            <w:r>
+              <w:t>100.00%</w:t>
+            </w:r>
+          </w:p>
+        </w:tc>
+      </w:tr>
+      <w:tr>
+        <w:tc>
+          <w:tcPr>
+            <w:tcW w:type="dxa" w:w="2880"/>
+          </w:tcPr>
+          <w:p>
+            <w:r>
+              <w:t>AVERAGE PERCENTAGE</w:t>
+            </w:r>
+          </w:p>
+        </w:tc>
+        <w:tc>
+          <w:tcPr>
+            <w:tcW w:type="dxa" w:w="2880"/>
+          </w:tcPr>
+          <w:p>
+            <w:r>
+              <w:t>N/A</w:t>
+            </w:r>
+          </w:p>
+        </w:tc>
+        <w:tc>
+          <w:tcPr>
+            <w:tcW w:type="dxa" w:w="2880"/>
+          </w:tcPr>
+          <w:p>
+            <w:r>
+              <w:t>N/A</w:t>
+            </w:r>
+          </w:p>
+        </w:tc>
+      </w:tr>
+      <w:tr>
+        <w:tc>
+          <w:tcPr>
+            <w:tcW w:type="dxa" w:w="2880"/>
+          </w:tcPr>
+          <w:p>
+            <w:r>
+              <w:t>INTERPRETATION</w:t>
+            </w:r>
+          </w:p>
+        </w:tc>
+        <w:tc>
+          <w:tcPr>
+            <w:tcW w:type="dxa" w:w="2880"/>
+          </w:tcPr>
+          <w:p>
+            <w:r>
+              <w:t>N/A</w:t>
+            </w:r>
+          </w:p>
+        </w:tc>
+        <w:tc>
+          <w:tcPr>
+            <w:tcW w:type="dxa" w:w="2880"/>
+          </w:tcPr>
+          <w:p>
+            <w:r/>
+          </w:p>
+        </w:tc>
+      </w:tr>
+      <w:tr>
+        <w:tc>
+          <w:tcPr>
+            <w:tcW w:type="dxa" w:w="2880"/>
+          </w:tcPr>
+          <w:p>
+            <w:r>
+              <w:t>TOTAL CHECK</w:t>
+            </w:r>
+          </w:p>
+        </w:tc>
+        <w:tc>
+          <w:tcPr>
+            <w:tcW w:type="dxa" w:w="2880"/>
+          </w:tcPr>
+          <w:p>
+            <w:r>
+              <w:t>0 / 0</w:t>
+            </w:r>
+          </w:p>
+        </w:tc>
+        <w:tc>
+          <w:tcPr>
+            <w:tcW w:type="dxa" w:w="2880"/>
+          </w:tcPr>
+          <w:p>
+            <w:r>
+              <w:t>PASS</w:t>
+            </w:r>
+          </w:p>
+        </w:tc>
+      </w:tr>
+    </w:tbl>
+    <w:p/>
+    <w:p>
+      <w:pPr>
+        <w:pStyle w:val="Heading2"/>
+      </w:pPr>
+      <w:r>
+        <w:t>SQD7</w:t>
+      </w:r>
+    </w:p>
+    <w:tbl>
+      <w:tblPr>
+        <w:tblStyle w:val="TableGrid"/>
+        <w:tblW w:type="auto" w:w="0"/>
+        <w:tblLook w:firstColumn="1" w:firstRow="1" w:lastColumn="0" w:lastRow="0" w:noHBand="0" w:noVBand="1" w:val="04A0"/>
+      </w:tblPr>
+      <w:tblGrid>
+        <w:gridCol w:w="2880"/>
+        <w:gridCol w:w="2880"/>
+        <w:gridCol w:w="2880"/>
+      </w:tblGrid>
+      <w:tr>
+        <w:tc>
+          <w:tcPr>
+            <w:tcW w:type="dxa" w:w="2880"/>
+          </w:tcPr>
+          <w:p>
+            <w:r>
+              <w:t>Rating</w:t>
+            </w:r>
+          </w:p>
+        </w:tc>
+        <w:tc>
+          <w:tcPr>
+            <w:tcW w:type="dxa" w:w="2880"/>
+          </w:tcPr>
+          <w:p>
+            <w:r>
+              <w:t>Frequency</w:t>
+            </w:r>
+          </w:p>
+        </w:tc>
+        <w:tc>
+          <w:tcPr>
+            <w:tcW w:type="dxa" w:w="2880"/>
+          </w:tcPr>
+          <w:p>
+            <w:r>
+              <w:t>Percentage</w:t>
+            </w:r>
+          </w:p>
+        </w:tc>
+      </w:tr>
+      <w:tr>
+        <w:tc>
+          <w:tcPr>
+            <w:tcW w:type="dxa" w:w="2880"/>
+          </w:tcPr>
+          <w:p>
+            <w:r>
+              <w:t>5 - Very Satisfactory</w:t>
+            </w:r>
+          </w:p>
+        </w:tc>
+        <w:tc>
+          <w:tcPr>
+            <w:tcW w:type="dxa" w:w="2880"/>
+          </w:tcPr>
+          <w:p>
+            <w:r>
+              <w:t>0</w:t>
+            </w:r>
+          </w:p>
+        </w:tc>
+        <w:tc>
+          <w:tcPr>
+            <w:tcW w:type="dxa" w:w="2880"/>
+          </w:tcPr>
+          <w:p>
+            <w:r>
+              <w:t>N/A</w:t>
+            </w:r>
+          </w:p>
+        </w:tc>
+      </w:tr>
+      <w:tr>
+        <w:tc>
+          <w:tcPr>
+            <w:tcW w:type="dxa" w:w="2880"/>
+          </w:tcPr>
+          <w:p>
+            <w:r>
+              <w:t>4 - Satisfactory</w:t>
+            </w:r>
+          </w:p>
+        </w:tc>
+        <w:tc>
+          <w:tcPr>
+            <w:tcW w:type="dxa" w:w="2880"/>
+          </w:tcPr>
+          <w:p>
+            <w:r>
+              <w:t>0</w:t>
+            </w:r>
+          </w:p>
+        </w:tc>
+        <w:tc>
+          <w:tcPr>
+            <w:tcW w:type="dxa" w:w="2880"/>
+          </w:tcPr>
+          <w:p>
+            <w:r>
+              <w:t>N/A</w:t>
+            </w:r>
+          </w:p>
+        </w:tc>
+      </w:tr>
+      <w:tr>
+        <w:tc>
+          <w:tcPr>
+            <w:tcW w:type="dxa" w:w="2880"/>
+          </w:tcPr>
+          <w:p>
+            <w:r>
+              <w:t>3 - Neither Satisfactory Nor Dissatisfactory</w:t>
+            </w:r>
+          </w:p>
+        </w:tc>
+        <w:tc>
+          <w:tcPr>
+            <w:tcW w:type="dxa" w:w="2880"/>
+          </w:tcPr>
+          <w:p>
+            <w:r>
+              <w:t>0</w:t>
+            </w:r>
+          </w:p>
+        </w:tc>
+        <w:tc>
+          <w:tcPr>
+            <w:tcW w:type="dxa" w:w="2880"/>
+          </w:tcPr>
+          <w:p>
+            <w:r>
+              <w:t>N/A</w:t>
+            </w:r>
+          </w:p>
+        </w:tc>
+      </w:tr>
+      <w:tr>
+        <w:tc>
+          <w:tcPr>
+            <w:tcW w:type="dxa" w:w="2880"/>
+          </w:tcPr>
+          <w:p>
+            <w:r>
+              <w:t>2 - Dissatisfactory</w:t>
+            </w:r>
+          </w:p>
+        </w:tc>
+        <w:tc>
+          <w:tcPr>
+            <w:tcW w:type="dxa" w:w="2880"/>
+          </w:tcPr>
+          <w:p>
+            <w:r>
+              <w:t>0</w:t>
+            </w:r>
+          </w:p>
+        </w:tc>
+        <w:tc>
+          <w:tcPr>
+            <w:tcW w:type="dxa" w:w="2880"/>
+          </w:tcPr>
+          <w:p>
+            <w:r>
+              <w:t>N/A</w:t>
+            </w:r>
+          </w:p>
+        </w:tc>
+      </w:tr>
+      <w:tr>
+        <w:tc>
+          <w:tcPr>
+            <w:tcW w:type="dxa" w:w="2880"/>
+          </w:tcPr>
+          <w:p>
+            <w:r>
+              <w:t>1 - Very Dissatisfactory</w:t>
+            </w:r>
+          </w:p>
+        </w:tc>
+        <w:tc>
+          <w:tcPr>
+            <w:tcW w:type="dxa" w:w="2880"/>
+          </w:tcPr>
+          <w:p>
+            <w:r>
+              <w:t>0</w:t>
+            </w:r>
+          </w:p>
+        </w:tc>
+        <w:tc>
+          <w:tcPr>
+            <w:tcW w:type="dxa" w:w="2880"/>
+          </w:tcPr>
+          <w:p>
+            <w:r>
+              <w:t>N/A</w:t>
+            </w:r>
+          </w:p>
+        </w:tc>
+      </w:tr>
+      <w:tr>
+        <w:tc>
+          <w:tcPr>
+            <w:tcW w:type="dxa" w:w="2880"/>
+          </w:tcPr>
+          <w:p>
+            <w:r>
+              <w:t>N/A</w:t>
+            </w:r>
+          </w:p>
+        </w:tc>
+        <w:tc>
+          <w:tcPr>
+            <w:tcW w:type="dxa" w:w="2880"/>
+          </w:tcPr>
+          <w:p>
+            <w:r>
+              <w:t>0</w:t>
+            </w:r>
+          </w:p>
+        </w:tc>
+        <w:tc>
+          <w:tcPr>
+            <w:tcW w:type="dxa" w:w="2880"/>
+          </w:tcPr>
+          <w:p>
+            <w:r>
+              <w:t>N/A</w:t>
+            </w:r>
+          </w:p>
+        </w:tc>
+      </w:tr>
+      <w:tr>
+        <w:tc>
+          <w:tcPr>
+            <w:tcW w:type="dxa" w:w="2880"/>
+          </w:tcPr>
+          <w:p>
+            <w:r>
+              <w:t>TOTAL RESPONDENTS</w:t>
+            </w:r>
+          </w:p>
+        </w:tc>
+        <w:tc>
+          <w:tcPr>
+            <w:tcW w:type="dxa" w:w="2880"/>
+          </w:tcPr>
+          <w:p>
+            <w:r>
+              <w:t>0</w:t>
+            </w:r>
+          </w:p>
+        </w:tc>
+        <w:tc>
+          <w:tcPr>
+            <w:tcW w:type="dxa" w:w="2880"/>
+          </w:tcPr>
+          <w:p>
+            <w:r>
+              <w:t>100.00%</w:t>
+            </w:r>
+          </w:p>
+        </w:tc>
+      </w:tr>
+      <w:tr>
+        <w:tc>
+          <w:tcPr>
+            <w:tcW w:type="dxa" w:w="2880"/>
+          </w:tcPr>
+          <w:p>
+            <w:r>
+              <w:t>AVERAGE PERCENTAGE</w:t>
+            </w:r>
+          </w:p>
+        </w:tc>
+        <w:tc>
+          <w:tcPr>
+            <w:tcW w:type="dxa" w:w="2880"/>
+          </w:tcPr>
+          <w:p>
+            <w:r>
+              <w:t>N/A</w:t>
+            </w:r>
+          </w:p>
+        </w:tc>
+        <w:tc>
+          <w:tcPr>
+            <w:tcW w:type="dxa" w:w="2880"/>
+          </w:tcPr>
+          <w:p>
+            <w:r>
+              <w:t>N/A</w:t>
+            </w:r>
+          </w:p>
+        </w:tc>
+      </w:tr>
+      <w:tr>
+        <w:tc>
+          <w:tcPr>
+            <w:tcW w:type="dxa" w:w="2880"/>
+          </w:tcPr>
+          <w:p>
+            <w:r>
+              <w:t>INTERPRETATION</w:t>
+            </w:r>
+          </w:p>
+        </w:tc>
+        <w:tc>
+          <w:tcPr>
+            <w:tcW w:type="dxa" w:w="2880"/>
+          </w:tcPr>
+          <w:p>
+            <w:r>
+              <w:t>N/A</w:t>
+            </w:r>
+          </w:p>
+        </w:tc>
+        <w:tc>
+          <w:tcPr>
+            <w:tcW w:type="dxa" w:w="2880"/>
+          </w:tcPr>
+          <w:p>
+            <w:r/>
+          </w:p>
+        </w:tc>
+      </w:tr>
+      <w:tr>
+        <w:tc>
+          <w:tcPr>
+            <w:tcW w:type="dxa" w:w="2880"/>
+          </w:tcPr>
+          <w:p>
+            <w:r>
+              <w:t>TOTAL CHECK</w:t>
+            </w:r>
+          </w:p>
+        </w:tc>
+        <w:tc>
+          <w:tcPr>
+            <w:tcW w:type="dxa" w:w="2880"/>
+          </w:tcPr>
+          <w:p>
+            <w:r>
+              <w:t>0 / 0</w:t>
+            </w:r>
+          </w:p>
+        </w:tc>
+        <w:tc>
+          <w:tcPr>
+            <w:tcW w:type="dxa" w:w="2880"/>
+          </w:tcPr>
+          <w:p>
+            <w:r>
+              <w:t>PASS</w:t>
+            </w:r>
+          </w:p>
+        </w:tc>
+      </w:tr>
+    </w:tbl>
+    <w:p/>
+    <w:p>
+      <w:pPr>
+        <w:pStyle w:val="Heading2"/>
+      </w:pPr>
+      <w:r>
+        <w:t>SQD8</w:t>
+      </w:r>
+    </w:p>
+    <w:tbl>
+      <w:tblPr>
+        <w:tblStyle w:val="TableGrid"/>
+        <w:tblW w:type="auto" w:w="0"/>
+        <w:tblLook w:firstColumn="1" w:firstRow="1" w:lastColumn="0" w:lastRow="0" w:noHBand="0" w:noVBand="1" w:val="04A0"/>
+      </w:tblPr>
+      <w:tblGrid>
+        <w:gridCol w:w="2880"/>
+        <w:gridCol w:w="2880"/>
+        <w:gridCol w:w="2880"/>
+      </w:tblGrid>
+      <w:tr>
+        <w:tc>
+          <w:tcPr>
+            <w:tcW w:type="dxa" w:w="2880"/>
+          </w:tcPr>
+          <w:p>
+            <w:r>
+              <w:t>Rating</w:t>
+            </w:r>
+          </w:p>
+        </w:tc>
+        <w:tc>
+          <w:tcPr>
+            <w:tcW w:type="dxa" w:w="2880"/>
+          </w:tcPr>
+          <w:p>
+            <w:r>
+              <w:t>Frequency</w:t>
+            </w:r>
+          </w:p>
+        </w:tc>
+        <w:tc>
+          <w:tcPr>
+            <w:tcW w:type="dxa" w:w="2880"/>
+          </w:tcPr>
+          <w:p>
+            <w:r>
+              <w:t>Percentage</w:t>
+            </w:r>
+          </w:p>
+        </w:tc>
+      </w:tr>
+      <w:tr>
+        <w:tc>
+          <w:tcPr>
+            <w:tcW w:type="dxa" w:w="2880"/>
+          </w:tcPr>
+          <w:p>
+            <w:r>
+              <w:t>5 - Very Satisfactory</w:t>
+            </w:r>
+          </w:p>
+        </w:tc>
+        <w:tc>
+          <w:tcPr>
+            <w:tcW w:type="dxa" w:w="2880"/>
+          </w:tcPr>
+          <w:p>
+            <w:r>
+              <w:t>0</w:t>
+            </w:r>
+          </w:p>
+        </w:tc>
+        <w:tc>
+          <w:tcPr>
+            <w:tcW w:type="dxa" w:w="2880"/>
+          </w:tcPr>
+          <w:p>
+            <w:r>
+              <w:t>N/A</w:t>
+            </w:r>
+          </w:p>
+        </w:tc>
+      </w:tr>
+      <w:tr>
+        <w:tc>
+          <w:tcPr>
+            <w:tcW w:type="dxa" w:w="2880"/>
+          </w:tcPr>
+          <w:p>
+            <w:r>
+              <w:t>4 - Satisfactory</w:t>
+            </w:r>
+          </w:p>
+        </w:tc>
+        <w:tc>
+          <w:tcPr>
+            <w:tcW w:type="dxa" w:w="2880"/>
+          </w:tcPr>
+          <w:p>
+            <w:r>
+              <w:t>0</w:t>
+            </w:r>
+          </w:p>
+        </w:tc>
+        <w:tc>
+          <w:tcPr>
+            <w:tcW w:type="dxa" w:w="2880"/>
+          </w:tcPr>
+          <w:p>
+            <w:r>
+              <w:t>N/A</w:t>
+            </w:r>
+          </w:p>
+        </w:tc>
+      </w:tr>
+      <w:tr>
+        <w:tc>
+          <w:tcPr>
+            <w:tcW w:type="dxa" w:w="2880"/>
+          </w:tcPr>
+          <w:p>
+            <w:r>
+              <w:t>3 - Neither Satisfactory Nor Dissatisfactory</w:t>
+            </w:r>
+          </w:p>
+        </w:tc>
+        <w:tc>
+          <w:tcPr>
+            <w:tcW w:type="dxa" w:w="2880"/>
+          </w:tcPr>
+          <w:p>
+            <w:r>
+              <w:t>0</w:t>
+            </w:r>
+          </w:p>
+        </w:tc>
+        <w:tc>
+          <w:tcPr>
+            <w:tcW w:type="dxa" w:w="2880"/>
+          </w:tcPr>
+          <w:p>
+            <w:r>
+              <w:t>N/A</w:t>
+            </w:r>
+          </w:p>
+        </w:tc>
+      </w:tr>
+      <w:tr>
+        <w:tc>
+          <w:tcPr>
+            <w:tcW w:type="dxa" w:w="2880"/>
+          </w:tcPr>
+          <w:p>
+            <w:r>
+              <w:t>2 - Dissatisfactory</w:t>
+            </w:r>
+          </w:p>
+        </w:tc>
+        <w:tc>
+          <w:tcPr>
+            <w:tcW w:type="dxa" w:w="2880"/>
+          </w:tcPr>
+          <w:p>
+            <w:r>
+              <w:t>0</w:t>
+            </w:r>
+          </w:p>
+        </w:tc>
+        <w:tc>
+          <w:tcPr>
+            <w:tcW w:type="dxa" w:w="2880"/>
+          </w:tcPr>
+          <w:p>
+            <w:r>
+              <w:t>N/A</w:t>
+            </w:r>
+          </w:p>
+        </w:tc>
+      </w:tr>
+      <w:tr>
+        <w:tc>
+          <w:tcPr>
+            <w:tcW w:type="dxa" w:w="2880"/>
+          </w:tcPr>
+          <w:p>
+            <w:r>
+              <w:t>1 - Very Dissatisfactory</w:t>
+            </w:r>
+          </w:p>
+        </w:tc>
+        <w:tc>
+          <w:tcPr>
+            <w:tcW w:type="dxa" w:w="2880"/>
+          </w:tcPr>
+          <w:p>
+            <w:r>
+              <w:t>0</w:t>
+            </w:r>
+          </w:p>
+        </w:tc>
+        <w:tc>
+          <w:tcPr>
+            <w:tcW w:type="dxa" w:w="2880"/>
+          </w:tcPr>
+          <w:p>
+            <w:r>
+              <w:t>N/A</w:t>
+            </w:r>
+          </w:p>
+        </w:tc>
+      </w:tr>
+      <w:tr>
+        <w:tc>
+          <w:tcPr>
+            <w:tcW w:type="dxa" w:w="2880"/>
+          </w:tcPr>
+          <w:p>
+            <w:r>
+              <w:t>N/A</w:t>
+            </w:r>
+          </w:p>
+        </w:tc>
+        <w:tc>
+          <w:tcPr>
+            <w:tcW w:type="dxa" w:w="2880"/>
+          </w:tcPr>
+          <w:p>
+            <w:r>
+              <w:t>0</w:t>
+            </w:r>
+          </w:p>
+        </w:tc>
+        <w:tc>
+          <w:tcPr>
+            <w:tcW w:type="dxa" w:w="2880"/>
+          </w:tcPr>
+          <w:p>
+            <w:r>
+              <w:t>N/A</w:t>
+            </w:r>
+          </w:p>
+        </w:tc>
+      </w:tr>
+      <w:tr>
+        <w:tc>
+          <w:tcPr>
+            <w:tcW w:type="dxa" w:w="2880"/>
+          </w:tcPr>
+          <w:p>
+            <w:r>
+              <w:t>TOTAL RESPONDENTS</w:t>
+            </w:r>
+          </w:p>
+        </w:tc>
+        <w:tc>
+          <w:tcPr>
+            <w:tcW w:type="dxa" w:w="2880"/>
+          </w:tcPr>
+          <w:p>
+            <w:r>
+              <w:t>0</w:t>
+            </w:r>
+          </w:p>
+        </w:tc>
+        <w:tc>
+          <w:tcPr>
+            <w:tcW w:type="dxa" w:w="2880"/>
+          </w:tcPr>
+          <w:p>
+            <w:r>
+              <w:t>100.00%</w:t>
+            </w:r>
+          </w:p>
+        </w:tc>
+      </w:tr>
+      <w:tr>
+        <w:tc>
+          <w:tcPr>
+            <w:tcW w:type="dxa" w:w="2880"/>
+          </w:tcPr>
+          <w:p>
+            <w:r>
+              <w:t>AVERAGE PERCENTAGE</w:t>
+            </w:r>
+          </w:p>
+        </w:tc>
+        <w:tc>
+          <w:tcPr>
+            <w:tcW w:type="dxa" w:w="2880"/>
+          </w:tcPr>
+          <w:p>
+            <w:r>
+              <w:t>N/A</w:t>
+            </w:r>
+          </w:p>
+        </w:tc>
+        <w:tc>
+          <w:tcPr>
+            <w:tcW w:type="dxa" w:w="2880"/>
+          </w:tcPr>
+          <w:p>
+            <w:r>
+              <w:t>N/A</w:t>
+            </w:r>
+          </w:p>
+        </w:tc>
+      </w:tr>
+      <w:tr>
+        <w:tc>
+          <w:tcPr>
+            <w:tcW w:type="dxa" w:w="2880"/>
+          </w:tcPr>
+          <w:p>
+            <w:r>
+              <w:t>INTERPRETATION</w:t>
+            </w:r>
+          </w:p>
+        </w:tc>
+        <w:tc>
+          <w:tcPr>
+            <w:tcW w:type="dxa" w:w="2880"/>
+          </w:tcPr>
+          <w:p>
+            <w:r>
+              <w:t>N/A</w:t>
+            </w:r>
+          </w:p>
+        </w:tc>
+        <w:tc>
+          <w:tcPr>
+            <w:tcW w:type="dxa" w:w="2880"/>
+          </w:tcPr>
+          <w:p>
+            <w:r/>
+          </w:p>
+        </w:tc>
+      </w:tr>
+      <w:tr>
+        <w:tc>
+          <w:tcPr>
+            <w:tcW w:type="dxa" w:w="2880"/>
+          </w:tcPr>
+          <w:p>
+            <w:r>
+              <w:t>TOTAL CHECK</w:t>
+            </w:r>
+          </w:p>
+        </w:tc>
+        <w:tc>
+          <w:tcPr>
+            <w:tcW w:type="dxa" w:w="2880"/>
+          </w:tcPr>
+          <w:p>
+            <w:r>
+              <w:t>0 / 0</w:t>
+            </w:r>
+          </w:p>
+        </w:tc>
+        <w:tc>
+          <w:tcPr>
+            <w:tcW w:type="dxa" w:w="2880"/>
+          </w:tcPr>
+          <w:p>
+            <w:r>
+              <w:t>PASS</w:t>
             </w:r>
           </w:p>
         </w:tc>
@@ -2715,7 +5152,7 @@
     <w:p/>
     <w:sectPr>
       <w:pgSz w:w="12240" w:h="15840"/>
-      <w:pgMar w:top="864" w:right="864" w:bottom="864" w:left="864" w:header="720" w:footer="720" w:gutter="0"/>
+      <w:pgMar w:top="1440" w:right="1800" w:bottom="1440" w:left="1800" w:header="720" w:footer="720" w:gutter="0"/>
       <w:cols w:space="720"/>
       <w:docGrid w:linePitch="360"/>
     </w:sectPr>
